--- a/video-film-editing/output/05 3.3b Nota Pembelajaran (Kertas Penerangan)/Core Abilities L1-L3 (format JPK)/KP-CA-32 KP2.2 KESEDARAN PERATURAN IT (-IT REGULATORY A (IT-072).docx
+++ b/video-film-editing/output/05 3.3b Nota Pembelajaran (Kertas Penerangan)/Core Abilities L1-L3 (format JPK)/KP-CA-32 KP2.2 KESEDARAN PERATURAN IT (-IT REGULATORY A (IT-072).docx
@@ -2,84 +2,706 @@
 <file path=word/document.xml><?xml version="1.0" encoding="utf-8"?>
 <w:document xmlns:wpc="http://schemas.microsoft.com/office/word/2010/wordprocessingCanvas" xmlns:mo="http://schemas.microsoft.com/office/mac/office/2008/main" xmlns:mc="http://schemas.openxmlformats.org/markup-compatibility/2006" xmlns:mv="urn:schemas-microsoft-com:mac:vml" xmlns:o="urn:schemas-microsoft-com:office:office" xmlns:r="http://schemas.openxmlformats.org/officeDocument/2006/relationships" xmlns:m="http://schemas.openxmlformats.org/officeDocument/2006/math" xmlns:v="urn:schemas-microsoft-com:vml" xmlns:wp14="http://schemas.microsoft.com/office/word/2010/wordprocessingDrawing" xmlns:wp="http://schemas.openxmlformats.org/drawingml/2006/wordprocessingDrawing" xmlns:w10="urn:schemas-microsoft-com:office:word" xmlns:w="http://schemas.openxmlformats.org/wordprocessingml/2006/main" xmlns:w14="http://schemas.microsoft.com/office/word/2010/wordml" xmlns:wpg="http://schemas.microsoft.com/office/word/2010/wordprocessingGroup" xmlns:wpi="http://schemas.microsoft.com/office/word/2010/wordprocessingInk" xmlns:wne="http://schemas.microsoft.com/office/word/2006/wordml" xmlns:wps="http://schemas.microsoft.com/office/word/2010/wordprocessingShape" mc:Ignorable="w14 wp14">
   <w:body>
+    <w:tbl>
+      <w:tblPr>
+        <w:tblW w:type="auto" w:w="0"/>
+        <w:jc w:val="center"/>
+        <w:tblLook w:firstColumn="1" w:firstRow="1" w:lastColumn="0" w:lastRow="0" w:noHBand="0" w:noVBand="1" w:val="04A0"/>
+        <w:tblBorders>
+          <w:top w:val="single" w:sz="4" w:space="0" w:color="000000"/>
+          <w:left w:val="single" w:sz="4" w:space="0" w:color="000000"/>
+          <w:bottom w:val="single" w:sz="4" w:space="0" w:color="000000"/>
+          <w:right w:val="single" w:sz="4" w:space="0" w:color="000000"/>
+          <w:insideH w:val="single" w:sz="4" w:space="0" w:color="000000"/>
+          <w:insideV w:val="single" w:sz="4" w:space="0" w:color="000000"/>
+        </w:tblBorders>
+      </w:tblPr>
+      <w:tblGrid>
+        <w:gridCol w:w="3213"/>
+        <w:gridCol w:w="3213"/>
+        <w:gridCol w:w="3213"/>
+      </w:tblGrid>
+      <w:tr>
+        <w:tc>
+          <w:tcPr>
+            <w:tcW w:type="dxa" w:w="2551"/>
+            <w:vAlign w:val="center"/>
+            <w:tcMar>
+              <w:top w:w="40" w:type="dxa"/>
+              <w:bottom w:w="40" w:type="dxa"/>
+              <w:start w:w="80" w:type="dxa"/>
+              <w:end w:w="80" w:type="dxa"/>
+            </w:tcMar>
+          </w:tcPr>
+          <w:p>
+            <w:pPr>
+              <w:jc w:val="left"/>
+            </w:pPr>
+            <w:r>
+              <w:drawing>
+                <wp:inline xmlns:a="http://schemas.openxmlformats.org/drawingml/2006/main" xmlns:pic="http://schemas.openxmlformats.org/drawingml/2006/picture">
+                  <wp:extent cx="885785" cy="1404000"/>
+                  <wp:docPr id="1" name="Picture 1"/>
+                  <wp:cNvGraphicFramePr>
+                    <a:graphicFrameLocks noChangeAspect="1"/>
+                  </wp:cNvGraphicFramePr>
+                  <a:graphic>
+                    <a:graphicData uri="http://schemas.openxmlformats.org/drawingml/2006/picture">
+                      <pic:pic>
+                        <pic:nvPicPr>
+                          <pic:cNvPr id="0" name="jpk-logo-official.png"/>
+                          <pic:cNvPicPr/>
+                        </pic:nvPicPr>
+                        <pic:blipFill>
+                          <a:blip r:embed="rId13"/>
+                          <a:stretch>
+                            <a:fillRect/>
+                          </a:stretch>
+                        </pic:blipFill>
+                        <pic:spPr>
+                          <a:xfrm>
+                            <a:off x="0" y="0"/>
+                            <a:ext cx="885785" cy="1404000"/>
+                          </a:xfrm>
+                          <a:prstGeom prst="rect"/>
+                        </pic:spPr>
+                      </pic:pic>
+                    </a:graphicData>
+                  </a:graphic>
+                </wp:inline>
+              </w:drawing>
+            </w:r>
+          </w:p>
+        </w:tc>
+        <w:tc>
+          <w:tcPr>
+            <w:tcW w:type="dxa" w:w="2268"/>
+            <w:gridSpan w:val="2"/>
+            <w:tcMar>
+              <w:top w:w="40" w:type="dxa"/>
+              <w:bottom w:w="40" w:type="dxa"/>
+              <w:start w:w="80" w:type="dxa"/>
+              <w:end w:w="80" w:type="dxa"/>
+            </w:tcMar>
+            <w:tcMar>
+              <w:top w:w="40" w:type="dxa"/>
+              <w:bottom w:w="40" w:type="dxa"/>
+              <w:start w:w="80" w:type="dxa"/>
+              <w:end w:w="80" w:type="dxa"/>
+            </w:tcMar>
+          </w:tcPr>
+          <w:p>
+            <w:r/>
+            <w:r>
+              <w:rPr>
+                <w:rFonts w:ascii="Arial" w:hAnsi="Arial"/>
+                <w:b/>
+                <w:sz w:val="22"/>
+              </w:rPr>
+              <w:t>JABATAN PEMBANGUNAN KEMAHIRAN</w:t>
+            </w:r>
+          </w:p>
+          <w:p>
+            <w:r>
+              <w:rPr>
+                <w:rFonts w:ascii="Arial" w:hAnsi="Arial"/>
+                <w:b/>
+                <w:sz w:val="22"/>
+              </w:rPr>
+              <w:t>KEMENTERIAN SUMBER MANUSIA</w:t>
+            </w:r>
+          </w:p>
+          <w:p>
+            <w:r>
+              <w:rPr>
+                <w:rFonts w:ascii="Arial" w:hAnsi="Arial"/>
+                <w:b/>
+                <w:sz w:val="22"/>
+              </w:rPr>
+              <w:t>ARAS 7 &amp; 8 BLOK D4, KOMPLEK D</w:t>
+            </w:r>
+          </w:p>
+          <w:p>
+            <w:r>
+              <w:rPr>
+                <w:rFonts w:ascii="Arial" w:hAnsi="Arial"/>
+                <w:b/>
+                <w:sz w:val="22"/>
+              </w:rPr>
+              <w:t>PUSAT PENTADBIRAN KERAJAAN PERSEKUTUAN</w:t>
+            </w:r>
+          </w:p>
+          <w:p>
+            <w:r>
+              <w:rPr>
+                <w:rFonts w:ascii="Arial" w:hAnsi="Arial"/>
+                <w:b/>
+                <w:sz w:val="22"/>
+              </w:rPr>
+              <w:t>62530 PUTRAJAYA</w:t>
+            </w:r>
+          </w:p>
+          <w:p/>
+          <w:p>
+            <w:r>
+              <w:rPr>
+                <w:rFonts w:ascii="Arial" w:hAnsi="Arial"/>
+                <w:b/>
+                <w:sz w:val="40"/>
+              </w:rPr>
+              <w:t>KERTAS PENERANGAN</w:t>
+            </w:r>
+          </w:p>
+          <w:p>
+            <w:r>
+              <w:rPr>
+                <w:rFonts w:ascii="Arial" w:hAnsi="Arial"/>
+                <w:b/>
+                <w:sz w:val="24"/>
+              </w:rPr>
+              <w:t>(</w:t>
+            </w:r>
+            <w:r>
+              <w:rPr>
+                <w:rFonts w:ascii="Arial" w:hAnsi="Arial"/>
+                <w:b/>
+                <w:i/>
+                <w:sz w:val="24"/>
+              </w:rPr>
+              <w:t>INFORMATION SHEET</w:t>
+            </w:r>
+            <w:r>
+              <w:rPr>
+                <w:rFonts w:ascii="Arial" w:hAnsi="Arial"/>
+                <w:b/>
+                <w:sz w:val="24"/>
+              </w:rPr>
+              <w:t>)</w:t>
+            </w:r>
+          </w:p>
+        </w:tc>
+      </w:tr>
+      <w:tr>
+        <w:tc>
+          <w:tcPr>
+            <w:tcW w:type="dxa" w:w="2551"/>
+            <w:tcMar>
+              <w:top w:w="40" w:type="dxa"/>
+              <w:bottom w:w="40" w:type="dxa"/>
+              <w:start w:w="80" w:type="dxa"/>
+              <w:end w:w="80" w:type="dxa"/>
+            </w:tcMar>
+          </w:tcPr>
+          <w:p>
+            <w:r/>
+            <w:r>
+              <w:rPr>
+                <w:rFonts w:ascii="Arial" w:hAnsi="Arial"/>
+                <w:b/>
+                <w:sz w:val="22"/>
+              </w:rPr>
+              <w:t xml:space="preserve">KOD DAN NAMA PROGRAM / </w:t>
+            </w:r>
+            <w:r>
+              <w:rPr>
+                <w:rFonts w:ascii="Arial" w:hAnsi="Arial"/>
+                <w:b/>
+                <w:i/>
+                <w:sz w:val="22"/>
+              </w:rPr>
+              <w:t>PROGRAM'S CODE AND NAME</w:t>
+            </w:r>
+          </w:p>
+        </w:tc>
+        <w:tc>
+          <w:tcPr>
+            <w:tcW w:type="dxa" w:w="2268"/>
+            <w:gridSpan w:val="2"/>
+            <w:tcMar>
+              <w:top w:w="40" w:type="dxa"/>
+              <w:bottom w:w="40" w:type="dxa"/>
+              <w:start w:w="80" w:type="dxa"/>
+              <w:end w:w="80" w:type="dxa"/>
+            </w:tcMar>
+            <w:tcMar>
+              <w:top w:w="40" w:type="dxa"/>
+              <w:bottom w:w="40" w:type="dxa"/>
+              <w:start w:w="80" w:type="dxa"/>
+              <w:end w:w="80" w:type="dxa"/>
+            </w:tcMar>
+          </w:tcPr>
+          <w:p>
+            <w:r/>
+            <w:r>
+              <w:rPr>
+                <w:rFonts w:ascii="Arial" w:hAnsi="Arial"/>
+                <w:b/>
+                <w:i w:val="0"/>
+                <w:sz w:val="22"/>
+              </w:rPr>
+              <w:t>Z-009-3:2015 CORE ABILITIES (untuk program IT-072-3:2012 VIDEO / FILM (EDITING))</w:t>
+            </w:r>
+          </w:p>
+        </w:tc>
+      </w:tr>
+      <w:tr>
+        <w:tc>
+          <w:tcPr>
+            <w:tcW w:type="dxa" w:w="2551"/>
+            <w:tcMar>
+              <w:top w:w="40" w:type="dxa"/>
+              <w:bottom w:w="40" w:type="dxa"/>
+              <w:start w:w="80" w:type="dxa"/>
+              <w:end w:w="80" w:type="dxa"/>
+            </w:tcMar>
+          </w:tcPr>
+          <w:p>
+            <w:r/>
+            <w:r>
+              <w:rPr>
+                <w:rFonts w:ascii="Arial" w:hAnsi="Arial"/>
+                <w:b/>
+                <w:sz w:val="22"/>
+              </w:rPr>
+              <w:t xml:space="preserve">TAHAP / </w:t>
+            </w:r>
+            <w:r>
+              <w:rPr>
+                <w:rFonts w:ascii="Arial" w:hAnsi="Arial"/>
+                <w:b/>
+                <w:i/>
+                <w:sz w:val="22"/>
+              </w:rPr>
+              <w:t>LEVEL</w:t>
+            </w:r>
+          </w:p>
+        </w:tc>
+        <w:tc>
+          <w:tcPr>
+            <w:tcW w:type="dxa" w:w="2268"/>
+            <w:gridSpan w:val="2"/>
+            <w:tcMar>
+              <w:top w:w="40" w:type="dxa"/>
+              <w:bottom w:w="40" w:type="dxa"/>
+              <w:start w:w="80" w:type="dxa"/>
+              <w:end w:w="80" w:type="dxa"/>
+            </w:tcMar>
+            <w:tcMar>
+              <w:top w:w="40" w:type="dxa"/>
+              <w:bottom w:w="40" w:type="dxa"/>
+              <w:start w:w="80" w:type="dxa"/>
+              <w:end w:w="80" w:type="dxa"/>
+            </w:tcMar>
+          </w:tcPr>
+          <w:p>
+            <w:r/>
+            <w:r>
+              <w:rPr>
+                <w:rFonts w:ascii="Arial" w:hAnsi="Arial"/>
+                <w:b/>
+                <w:i w:val="0"/>
+                <w:sz w:val="22"/>
+              </w:rPr>
+              <w:t>3</w:t>
+            </w:r>
+          </w:p>
+        </w:tc>
+      </w:tr>
+      <w:tr>
+        <w:tc>
+          <w:tcPr>
+            <w:tcW w:type="dxa" w:w="2551"/>
+            <w:tcMar>
+              <w:top w:w="40" w:type="dxa"/>
+              <w:bottom w:w="40" w:type="dxa"/>
+              <w:start w:w="80" w:type="dxa"/>
+              <w:end w:w="80" w:type="dxa"/>
+            </w:tcMar>
+          </w:tcPr>
+          <w:p>
+            <w:r/>
+            <w:r>
+              <w:rPr>
+                <w:rFonts w:ascii="Arial" w:hAnsi="Arial"/>
+                <w:b/>
+                <w:sz w:val="22"/>
+              </w:rPr>
+              <w:t xml:space="preserve">NO. DAN TAJUK KEBOLEHAN TERAS / </w:t>
+            </w:r>
+            <w:r>
+              <w:rPr>
+                <w:rFonts w:ascii="Arial" w:hAnsi="Arial"/>
+                <w:b/>
+                <w:i/>
+                <w:sz w:val="22"/>
+              </w:rPr>
+              <w:t>CORE ABILITY NO. AND TITLE</w:t>
+            </w:r>
+          </w:p>
+        </w:tc>
+        <w:tc>
+          <w:tcPr>
+            <w:tcW w:type="dxa" w:w="2268"/>
+            <w:gridSpan w:val="2"/>
+            <w:tcMar>
+              <w:top w:w="40" w:type="dxa"/>
+              <w:bottom w:w="40" w:type="dxa"/>
+              <w:start w:w="80" w:type="dxa"/>
+              <w:end w:w="80" w:type="dxa"/>
+            </w:tcMar>
+            <w:tcMar>
+              <w:top w:w="40" w:type="dxa"/>
+              <w:bottom w:w="40" w:type="dxa"/>
+              <w:start w:w="80" w:type="dxa"/>
+              <w:end w:w="80" w:type="dxa"/>
+            </w:tcMar>
+          </w:tcPr>
+          <w:p>
+            <w:r/>
+            <w:r>
+              <w:rPr>
+                <w:rFonts w:ascii="Arial" w:hAnsi="Arial"/>
+                <w:b/>
+                <w:i w:val="0"/>
+                <w:sz w:val="22"/>
+              </w:rPr>
+              <w:t>CA02 INFORMATION TECHNOLOGY AWARENESS</w:t>
+            </w:r>
+          </w:p>
+        </w:tc>
+      </w:tr>
+      <w:tr>
+        <w:tc>
+          <w:tcPr>
+            <w:tcW w:type="dxa" w:w="2551"/>
+            <w:tcMar>
+              <w:top w:w="40" w:type="dxa"/>
+              <w:bottom w:w="40" w:type="dxa"/>
+              <w:start w:w="80" w:type="dxa"/>
+              <w:end w:w="80" w:type="dxa"/>
+            </w:tcMar>
+          </w:tcPr>
+          <w:p>
+            <w:r/>
+            <w:r>
+              <w:rPr>
+                <w:rFonts w:ascii="Arial" w:hAnsi="Arial"/>
+                <w:b/>
+                <w:sz w:val="22"/>
+              </w:rPr>
+              <w:t xml:space="preserve">NO. DAN PENYATAAN KEBOLEHAN / </w:t>
+            </w:r>
+            <w:r>
+              <w:rPr>
+                <w:rFonts w:ascii="Arial" w:hAnsi="Arial"/>
+                <w:b/>
+                <w:i/>
+                <w:sz w:val="22"/>
+              </w:rPr>
+              <w:t>ABILITY NO. AND STATEMENT</w:t>
+            </w:r>
+          </w:p>
+        </w:tc>
+        <w:tc>
+          <w:tcPr>
+            <w:tcW w:type="dxa" w:w="2268"/>
+            <w:gridSpan w:val="2"/>
+            <w:tcMar>
+              <w:top w:w="40" w:type="dxa"/>
+              <w:bottom w:w="40" w:type="dxa"/>
+              <w:start w:w="80" w:type="dxa"/>
+              <w:end w:w="80" w:type="dxa"/>
+            </w:tcMar>
+            <w:tcMar>
+              <w:top w:w="40" w:type="dxa"/>
+              <w:bottom w:w="40" w:type="dxa"/>
+              <w:start w:w="80" w:type="dxa"/>
+              <w:end w:w="80" w:type="dxa"/>
+            </w:tcMar>
+          </w:tcPr>
+          <w:p>
+            <w:r/>
+            <w:r>
+              <w:rPr>
+                <w:rFonts w:ascii="Arial" w:hAnsi="Arial"/>
+                <w:b/>
+                <w:i w:val="0"/>
+                <w:sz w:val="22"/>
+              </w:rPr>
+              <w:t>02.01 AWARE OF INFORMATION TECHNOLOGY UPDATE (02.02 AWARE OF INFORMATION TECHNOLOGY REGULATORY)</w:t>
+            </w:r>
+          </w:p>
+        </w:tc>
+      </w:tr>
+      <w:tr>
+        <w:tc>
+          <w:tcPr>
+            <w:tcW w:type="dxa" w:w="2551"/>
+            <w:tcMar>
+              <w:top w:w="40" w:type="dxa"/>
+              <w:bottom w:w="40" w:type="dxa"/>
+              <w:start w:w="80" w:type="dxa"/>
+              <w:end w:w="80" w:type="dxa"/>
+            </w:tcMar>
+          </w:tcPr>
+          <w:p>
+            <w:r/>
+            <w:r>
+              <w:rPr>
+                <w:rFonts w:ascii="Arial" w:hAnsi="Arial"/>
+                <w:b/>
+                <w:sz w:val="22"/>
+              </w:rPr>
+              <w:t xml:space="preserve">NO. KOD / </w:t>
+            </w:r>
+            <w:r>
+              <w:rPr>
+                <w:rFonts w:ascii="Arial" w:hAnsi="Arial"/>
+                <w:b/>
+                <w:i/>
+                <w:sz w:val="22"/>
+              </w:rPr>
+              <w:t>CODE NO.</w:t>
+            </w:r>
+          </w:p>
+        </w:tc>
+        <w:tc>
+          <w:tcPr>
+            <w:tcW w:type="dxa" w:w="4819"/>
+            <w:tcMar>
+              <w:top w:w="40" w:type="dxa"/>
+              <w:bottom w:w="40" w:type="dxa"/>
+              <w:start w:w="80" w:type="dxa"/>
+              <w:end w:w="80" w:type="dxa"/>
+            </w:tcMar>
+          </w:tcPr>
+          <w:p>
+            <w:r/>
+            <w:r>
+              <w:rPr>
+                <w:rFonts w:ascii="Arial" w:hAnsi="Arial"/>
+                <w:b/>
+                <w:i w:val="0"/>
+                <w:sz w:val="22"/>
+              </w:rPr>
+              <w:t>Z-009-3:2015-M02/P(2/2)</w:t>
+            </w:r>
+          </w:p>
+        </w:tc>
+        <w:tc>
+          <w:tcPr>
+            <w:tcW w:type="dxa" w:w="2268"/>
+            <w:tcMar>
+              <w:top w:w="40" w:type="dxa"/>
+              <w:bottom w:w="40" w:type="dxa"/>
+              <w:start w:w="80" w:type="dxa"/>
+              <w:end w:w="80" w:type="dxa"/>
+            </w:tcMar>
+          </w:tcPr>
+          <w:p>
+            <w:r/>
+            <w:r>
+              <w:rPr>
+                <w:rFonts w:ascii="Arial" w:hAnsi="Arial"/>
+                <w:b/>
+                <w:sz w:val="22"/>
+              </w:rPr>
+              <w:t xml:space="preserve">Mukasurat / </w:t>
+            </w:r>
+            <w:r>
+              <w:rPr>
+                <w:rFonts w:ascii="Arial" w:hAnsi="Arial"/>
+                <w:b/>
+                <w:i/>
+                <w:sz w:val="22"/>
+              </w:rPr>
+              <w:t>Page</w:t>
+            </w:r>
+            <w:r>
+              <w:rPr>
+                <w:rFonts w:ascii="Arial" w:hAnsi="Arial"/>
+                <w:b/>
+                <w:sz w:val="22"/>
+              </w:rPr>
+              <w:t xml:space="preserve"> : </w:t>
+            </w:r>
+            <w:r>
+              <w:rPr>
+                <w:rFonts w:ascii="Arial" w:hAnsi="Arial"/>
+                <w:b/>
+                <w:sz w:val="22"/>
+              </w:rPr>
+              <w:fldChar w:fldCharType="begin"/>
+              <w:instrText xml:space="preserve">PAGE</w:instrText>
+              <w:fldChar w:fldCharType="separate"/>
+              <w:t>1</w:t>
+              <w:fldChar w:fldCharType="end"/>
+            </w:r>
+          </w:p>
+          <w:p>
+            <w:r>
+              <w:rPr>
+                <w:rFonts w:ascii="Arial" w:hAnsi="Arial"/>
+                <w:b/>
+                <w:sz w:val="22"/>
+              </w:rPr>
+              <w:t xml:space="preserve">Drpd / </w:t>
+            </w:r>
+            <w:r>
+              <w:rPr>
+                <w:rFonts w:ascii="Arial" w:hAnsi="Arial"/>
+                <w:b/>
+                <w:i/>
+                <w:sz w:val="22"/>
+              </w:rPr>
+              <w:t>of</w:t>
+            </w:r>
+            <w:r>
+              <w:rPr>
+                <w:rFonts w:ascii="Arial" w:hAnsi="Arial"/>
+                <w:b/>
+                <w:sz w:val="22"/>
+              </w:rPr>
+              <w:t xml:space="preserve"> : </w:t>
+            </w:r>
+            <w:r>
+              <w:rPr>
+                <w:rFonts w:ascii="Arial" w:hAnsi="Arial"/>
+                <w:b/>
+                <w:sz w:val="22"/>
+              </w:rPr>
+              <w:fldChar w:fldCharType="begin"/>
+              <w:instrText xml:space="preserve">NUMPAGES</w:instrText>
+              <w:fldChar w:fldCharType="separate"/>
+              <w:t>1</w:t>
+              <w:fldChar w:fldCharType="end"/>
+            </w:r>
+          </w:p>
+        </w:tc>
+      </w:tr>
+    </w:tbl>
+    <w:p/>
     <w:p>
+      <w:pPr>
+        <w:spacing w:line="276" w:lineRule="auto" w:after="120"/>
+        <w:jc w:val="left"/>
+      </w:pPr>
       <w:r>
         <w:rPr>
-          <w:rFonts w:ascii="Arial" w:hAnsi="Arial"/>
+          <w:rFonts w:ascii="Arial" w:hAnsi="Arial" w:cs="Arial"/>
           <w:b/>
-          <w:sz w:val="24"/>
+          <w:color w:val="000000"/>
+          <w:sz w:val="22"/>
         </w:rPr>
         <w:t>TAJUK</w:t>
       </w:r>
       <w:r>
         <w:rPr>
-          <w:rFonts w:ascii="Arial" w:hAnsi="Arial"/>
+          <w:rFonts w:ascii="Arial" w:hAnsi="Arial" w:cs="Arial"/>
           <w:b/>
-          <w:sz w:val="24"/>
+          <w:color w:val="000000"/>
+          <w:sz w:val="22"/>
         </w:rPr>
         <w:t>/</w:t>
       </w:r>
       <w:r>
         <w:rPr>
-          <w:rFonts w:ascii="Arial" w:hAnsi="Arial"/>
+          <w:rFonts w:ascii="Arial" w:hAnsi="Arial" w:cs="Arial"/>
           <w:b/>
           <w:i/>
-          <w:sz w:val="24"/>
+          <w:color w:val="000000"/>
+          <w:sz w:val="22"/>
         </w:rPr>
         <w:t>TITLE</w:t>
       </w:r>
       <w:r>
         <w:rPr>
-          <w:rFonts w:ascii="Arial" w:hAnsi="Arial"/>
+          <w:rFonts w:ascii="Arial" w:hAnsi="Arial" w:cs="Arial"/>
           <w:b/>
-          <w:sz w:val="24"/>
+          <w:color w:val="000000"/>
+          <w:sz w:val="22"/>
         </w:rPr>
         <w:t>:</w:t>
       </w:r>
       <w:r>
+        <w:rPr>
+          <w:rFonts w:ascii="Arial" w:hAnsi="Arial" w:cs="Arial"/>
+          <w:color w:val="000000"/>
+          <w:sz w:val="22"/>
+        </w:rPr>
         <w:t xml:space="preserve">  </w:t>
       </w:r>
       <w:r>
         <w:rPr>
-          <w:rFonts w:ascii="Arial" w:hAnsi="Arial"/>
+          <w:rFonts w:ascii="Arial" w:hAnsi="Arial" w:cs="Arial"/>
           <w:b/>
-          <w:sz w:val="24"/>
+          <w:i w:val="0"/>
+          <w:color w:val="000000"/>
+          <w:sz w:val="22"/>
         </w:rPr>
-        <w:t>KESEDARAN PERATURAN IT (*IT REGULATORY AWARENESS*)</w:t>
+        <w:t>KESEDARAN PERATURAN IT (</w:t>
+      </w:r>
+      <w:r>
+        <w:rPr>
+          <w:rFonts w:ascii="Arial" w:hAnsi="Arial" w:cs="Arial"/>
+          <w:b/>
+          <w:i/>
+          <w:color w:val="000000"/>
+          <w:sz w:val="22"/>
+        </w:rPr>
+        <w:t>IT REGULATORY AWARENESS</w:t>
+      </w:r>
+      <w:r>
+        <w:rPr>
+          <w:rFonts w:ascii="Arial" w:hAnsi="Arial" w:cs="Arial"/>
+          <w:b/>
+          <w:i w:val="0"/>
+          <w:color w:val="000000"/>
+          <w:sz w:val="22"/>
+        </w:rPr>
+        <w:t>)</w:t>
       </w:r>
     </w:p>
     <w:p/>
     <w:p>
+      <w:pPr>
+        <w:spacing w:line="276" w:lineRule="auto" w:after="120"/>
+        <w:jc w:val="left"/>
+      </w:pPr>
       <w:r>
         <w:rPr>
-          <w:rFonts w:ascii="Arial" w:hAnsi="Arial"/>
+          <w:rFonts w:ascii="Arial" w:hAnsi="Arial" w:cs="Arial"/>
           <w:b/>
-          <w:sz w:val="24"/>
+          <w:color w:val="000000"/>
+          <w:sz w:val="22"/>
         </w:rPr>
         <w:t>TUJUAN</w:t>
       </w:r>
       <w:r>
         <w:rPr>
-          <w:rFonts w:ascii="Arial" w:hAnsi="Arial"/>
+          <w:rFonts w:ascii="Arial" w:hAnsi="Arial" w:cs="Arial"/>
           <w:b/>
-          <w:sz w:val="24"/>
+          <w:color w:val="000000"/>
+          <w:sz w:val="22"/>
         </w:rPr>
         <w:t>/</w:t>
       </w:r>
       <w:r>
         <w:rPr>
-          <w:rFonts w:ascii="Arial" w:hAnsi="Arial"/>
+          <w:rFonts w:ascii="Arial" w:hAnsi="Arial" w:cs="Arial"/>
           <w:b/>
           <w:i/>
-          <w:sz w:val="24"/>
+          <w:color w:val="000000"/>
+          <w:sz w:val="22"/>
         </w:rPr>
         <w:t>PURPOSE</w:t>
       </w:r>
       <w:r>
         <w:rPr>
-          <w:rFonts w:ascii="Arial" w:hAnsi="Arial"/>
+          <w:rFonts w:ascii="Arial" w:hAnsi="Arial" w:cs="Arial"/>
           <w:b/>
-          <w:sz w:val="24"/>
+          <w:color w:val="000000"/>
+          <w:sz w:val="22"/>
         </w:rPr>
         <w:t>:</w:t>
       </w:r>
@@ -87,67 +709,79 @@
     <w:p/>
     <w:p>
       <w:pPr>
-        <w:spacing w:after="160"/>
+        <w:spacing w:after="120" w:line="276" w:lineRule="auto"/>
+        <w:jc w:val="left"/>
       </w:pPr>
       <w:r>
         <w:rPr>
-          <w:rFonts w:ascii="Arial" w:hAnsi="Arial"/>
+          <w:rFonts w:ascii="Arial" w:hAnsi="Arial" w:cs="Arial"/>
           <w:b w:val="0"/>
           <w:i w:val="0"/>
+          <w:color w:val="000000"/>
           <w:sz w:val="22"/>
         </w:rPr>
         <w:t>Kertas Penerangan ini bertujuan menjelaskan Kesedaran Peraturan IT (</w:t>
       </w:r>
       <w:r>
         <w:rPr>
-          <w:rFonts w:ascii="Arial" w:hAnsi="Arial"/>
+          <w:rFonts w:ascii="Arial" w:hAnsi="Arial" w:cs="Arial"/>
           <w:b w:val="0"/>
           <w:i/>
+          <w:color w:val="000000"/>
           <w:sz w:val="22"/>
         </w:rPr>
         <w:t>IT Regulatory Awareness</w:t>
       </w:r>
       <w:r>
         <w:rPr>
-          <w:rFonts w:ascii="Arial" w:hAnsi="Arial"/>
+          <w:rFonts w:ascii="Arial" w:hAnsi="Arial" w:cs="Arial"/>
           <w:b w:val="0"/>
           <w:i w:val="0"/>
+          <w:color w:val="000000"/>
           <w:sz w:val="22"/>
         </w:rPr>
         <w:t>) dalam organisasi serta peraturan berkaitan yang menjejaskan penggunaannya. Individu yang kompeten dalam Kebolehan Teras ini mestilah dapat peka terhadap mana-mana akta kawal selia yang berkaitan dengan IT.</w:t>
       </w:r>
     </w:p>
     <w:p>
+      <w:pPr>
+        <w:spacing w:line="276" w:lineRule="auto" w:after="120"/>
+        <w:jc w:val="left"/>
+      </w:pPr>
       <w:r>
         <w:rPr>
-          <w:rFonts w:ascii="Arial" w:hAnsi="Arial"/>
+          <w:rFonts w:ascii="Arial" w:hAnsi="Arial" w:cs="Arial"/>
           <w:b/>
-          <w:sz w:val="24"/>
+          <w:color w:val="000000"/>
+          <w:sz w:val="22"/>
         </w:rPr>
         <w:t>PENERANGAN</w:t>
       </w:r>
       <w:r>
         <w:rPr>
-          <w:rFonts w:ascii="Arial" w:hAnsi="Arial"/>
+          <w:rFonts w:ascii="Arial" w:hAnsi="Arial" w:cs="Arial"/>
           <w:b/>
-          <w:sz w:val="24"/>
+          <w:color w:val="000000"/>
+          <w:sz w:val="22"/>
         </w:rPr>
         <w:t>/</w:t>
       </w:r>
       <w:r>
         <w:rPr>
-          <w:rFonts w:ascii="Arial" w:hAnsi="Arial"/>
+          <w:rFonts w:ascii="Arial" w:hAnsi="Arial" w:cs="Arial"/>
           <w:b/>
           <w:i/>
-          <w:sz w:val="24"/>
+          <w:color w:val="000000"/>
+          <w:sz w:val="22"/>
         </w:rPr>
         <w:t>INFORMATION</w:t>
       </w:r>
       <w:r>
         <w:rPr>
-          <w:rFonts w:ascii="Arial" w:hAnsi="Arial"/>
+          <w:rFonts w:ascii="Arial" w:hAnsi="Arial" w:cs="Arial"/>
           <w:b/>
-          <w:sz w:val="24"/>
+          <w:color w:val="000000"/>
+          <w:sz w:val="22"/>
         </w:rPr>
         <w:t>:</w:t>
       </w:r>
@@ -155,81 +789,91 @@
     <w:p/>
     <w:p>
       <w:pPr>
-        <w:spacing w:before="200"/>
+        <w:spacing w:before="120" w:after="120" w:line="276" w:lineRule="auto"/>
+        <w:jc w:val="left"/>
       </w:pPr>
       <w:r>
         <w:rPr>
-          <w:rFonts w:ascii="Arial" w:hAnsi="Arial"/>
+          <w:rFonts w:ascii="Arial" w:hAnsi="Arial" w:cs="Arial"/>
           <w:b/>
           <w:i w:val="0"/>
-          <w:sz w:val="24"/>
+          <w:color w:val="000000"/>
+          <w:sz w:val="22"/>
         </w:rPr>
         <w:t>1. Sejarah Akta Komunikasi dan Multimedia di Malaysia (</w:t>
       </w:r>
       <w:r>
         <w:rPr>
-          <w:rFonts w:ascii="Arial" w:hAnsi="Arial"/>
+          <w:rFonts w:ascii="Arial" w:hAnsi="Arial" w:cs="Arial"/>
           <w:b/>
           <w:i/>
-          <w:sz w:val="24"/>
+          <w:color w:val="000000"/>
+          <w:sz w:val="22"/>
         </w:rPr>
         <w:t>History of Communication and Multimedia Act in Malaysia</w:t>
       </w:r>
       <w:r>
         <w:rPr>
-          <w:rFonts w:ascii="Arial" w:hAnsi="Arial"/>
+          <w:rFonts w:ascii="Arial" w:hAnsi="Arial" w:cs="Arial"/>
           <w:b/>
           <w:i w:val="0"/>
-          <w:sz w:val="24"/>
+          <w:color w:val="000000"/>
+          <w:sz w:val="22"/>
         </w:rPr>
         <w:t>)</w:t>
       </w:r>
     </w:p>
     <w:p>
       <w:pPr>
-        <w:spacing w:after="160"/>
+        <w:spacing w:after="120" w:line="276" w:lineRule="auto"/>
+        <w:jc w:val="left"/>
       </w:pPr>
       <w:r>
         <w:rPr>
-          <w:rFonts w:ascii="Arial" w:hAnsi="Arial"/>
+          <w:rFonts w:ascii="Arial" w:hAnsi="Arial" w:cs="Arial"/>
           <w:b w:val="0"/>
           <w:i w:val="0"/>
+          <w:color w:val="000000"/>
           <w:sz w:val="22"/>
         </w:rPr>
         <w:t>1.1 Dengan kelahiran dan perkembangan pesat industri komunikasi dan multimedia bersepadu (</w:t>
       </w:r>
       <w:r>
         <w:rPr>
-          <w:rFonts w:ascii="Arial" w:hAnsi="Arial"/>
+          <w:rFonts w:ascii="Arial" w:hAnsi="Arial" w:cs="Arial"/>
           <w:b w:val="0"/>
           <w:i/>
+          <w:color w:val="000000"/>
           <w:sz w:val="22"/>
         </w:rPr>
         <w:t>convergent</w:t>
       </w:r>
       <w:r>
         <w:rPr>
-          <w:rFonts w:ascii="Arial" w:hAnsi="Arial"/>
+          <w:rFonts w:ascii="Arial" w:hAnsi="Arial" w:cs="Arial"/>
           <w:b w:val="0"/>
           <w:i w:val="0"/>
+          <w:color w:val="000000"/>
           <w:sz w:val="22"/>
         </w:rPr>
         <w:t>) di Malaysia pada pertengahan 1990-an, paradigma baharu yang memerlukan pendekatan baharu dalam dasar dan kawal selia media menjadi satu keperluan. Selaras dengan ini, Malaysia menerima pakai model kawal selia bersepadu (</w:t>
       </w:r>
       <w:r>
         <w:rPr>
-          <w:rFonts w:ascii="Arial" w:hAnsi="Arial"/>
+          <w:rFonts w:ascii="Arial" w:hAnsi="Arial" w:cs="Arial"/>
           <w:b w:val="0"/>
           <w:i/>
+          <w:color w:val="000000"/>
           <w:sz w:val="22"/>
         </w:rPr>
         <w:t>convergence regulation model</w:t>
       </w:r>
       <w:r>
         <w:rPr>
-          <w:rFonts w:ascii="Arial" w:hAnsi="Arial"/>
+          <w:rFonts w:ascii="Arial" w:hAnsi="Arial" w:cs="Arial"/>
           <w:b w:val="0"/>
           <w:i w:val="0"/>
+          <w:color w:val="000000"/>
           <w:sz w:val="22"/>
         </w:rPr>
         <w:t>) bagi industri komunikasi dan multimedia pada November 1998.</w:t>
@@ -237,13 +881,15 @@
     </w:p>
     <w:p>
       <w:pPr>
-        <w:spacing w:after="160"/>
+        <w:spacing w:after="120" w:line="276" w:lineRule="auto"/>
+        <w:jc w:val="left"/>
       </w:pPr>
       <w:r>
         <w:rPr>
-          <w:rFonts w:ascii="Arial" w:hAnsi="Arial"/>
+          <w:rFonts w:ascii="Arial" w:hAnsi="Arial" w:cs="Arial"/>
           <w:b w:val="0"/>
           <w:i w:val="0"/>
+          <w:color w:val="000000"/>
           <w:sz w:val="22"/>
         </w:rPr>
         <w:t>1.2 Dua perundangan digubal untuk melaksanakan model kawal selia baharu ini: Akta Komunikasi dan Multimedia 1998 yang menetapkan rangka kerja perlesenan kawal selia baharu bagi industri, dan Akta Suruhanjaya Komunikasi dan Multimedia Malaysia (1998) yang mewujudkan badan kawal selia baharu, iaitu Suruhanjaya Komunikasi dan Multimedia Malaysia (SKMM/MCMC).</w:t>
@@ -251,13 +897,15 @@
     </w:p>
     <w:p>
       <w:pPr>
-        <w:spacing w:after="160"/>
+        <w:spacing w:after="120" w:line="276" w:lineRule="auto"/>
+        <w:jc w:val="left"/>
       </w:pPr>
       <w:r>
         <w:rPr>
-          <w:rFonts w:ascii="Arial" w:hAnsi="Arial"/>
+          <w:rFonts w:ascii="Arial" w:hAnsi="Arial" w:cs="Arial"/>
           <w:b w:val="0"/>
           <w:i w:val="0"/>
+          <w:color w:val="000000"/>
           <w:sz w:val="22"/>
         </w:rPr>
         <w:t>1.3 Akta Komunikasi dan Multimedia (1998) berkuat kuasa pada 1 April 1999; dengannya, Akta Telekomunikasi (1950) dan Akta Penyiaran (1988) dimansuhkan.</w:t>
@@ -265,13 +913,15 @@
     </w:p>
     <w:p>
       <w:pPr>
-        <w:spacing w:after="160"/>
+        <w:spacing w:after="120" w:line="276" w:lineRule="auto"/>
+        <w:jc w:val="left"/>
       </w:pPr>
       <w:r>
         <w:rPr>
-          <w:rFonts w:ascii="Arial" w:hAnsi="Arial"/>
+          <w:rFonts w:ascii="Arial" w:hAnsi="Arial" w:cs="Arial"/>
           <w:b w:val="0"/>
           <w:i w:val="0"/>
+          <w:color w:val="000000"/>
           <w:sz w:val="22"/>
         </w:rPr>
         <w:t>1.4 Dengan penubuhannya, Suruhanjaya menetapkan 10 objektif dasar kebangsaan untuk:</w:t>
@@ -279,13 +929,15 @@
     </w:p>
     <w:p>
       <w:pPr>
-        <w:spacing w:after="160"/>
+        <w:spacing w:after="120" w:line="276" w:lineRule="auto"/>
+        <w:jc w:val="left"/>
       </w:pPr>
       <w:r>
         <w:rPr>
-          <w:rFonts w:ascii="Arial" w:hAnsi="Arial"/>
+          <w:rFonts w:ascii="Arial" w:hAnsi="Arial" w:cs="Arial"/>
           <w:b w:val="0"/>
           <w:i w:val="0"/>
+          <w:color w:val="000000"/>
           <w:sz w:val="22"/>
         </w:rPr>
         <w:t>i) Menjadikan Malaysia sebagai pusat global utama bagi perkhidmatan maklumat dan kandungan komunikasi dan multimedia;</w:t>
@@ -293,13 +945,15 @@
     </w:p>
     <w:p>
       <w:pPr>
-        <w:spacing w:after="160"/>
+        <w:spacing w:after="120" w:line="276" w:lineRule="auto"/>
+        <w:jc w:val="left"/>
       </w:pPr>
       <w:r>
         <w:rPr>
-          <w:rFonts w:ascii="Arial" w:hAnsi="Arial"/>
+          <w:rFonts w:ascii="Arial" w:hAnsi="Arial" w:cs="Arial"/>
           <w:b w:val="0"/>
           <w:i w:val="0"/>
+          <w:color w:val="000000"/>
           <w:sz w:val="22"/>
         </w:rPr>
         <w:t>ii) Menggalakkan masyarakat sivil di mana perkhidmatan berasaskan maklumat menjadi asas peningkatan berterusan kualiti kerja dan kehidupan;</w:t>
@@ -307,13 +961,15 @@
     </w:p>
     <w:p>
       <w:pPr>
-        <w:spacing w:after="160"/>
+        <w:spacing w:after="120" w:line="276" w:lineRule="auto"/>
+        <w:jc w:val="left"/>
       </w:pPr>
       <w:r>
         <w:rPr>
-          <w:rFonts w:ascii="Arial" w:hAnsi="Arial"/>
+          <w:rFonts w:ascii="Arial" w:hAnsi="Arial" w:cs="Arial"/>
           <w:b w:val="0"/>
           <w:i w:val="0"/>
+          <w:color w:val="000000"/>
           <w:sz w:val="22"/>
         </w:rPr>
         <w:t>iii) Membesar dan memupuk sumber maklumat tempatan dan perwakilan budaya yang memudahkan identiti nasional dan kepelbagaian global;</w:t>
@@ -321,13 +977,15 @@
     </w:p>
     <w:p>
       <w:pPr>
-        <w:spacing w:after="160"/>
+        <w:spacing w:after="120" w:line="276" w:lineRule="auto"/>
+        <w:jc w:val="left"/>
       </w:pPr>
       <w:r>
         <w:rPr>
-          <w:rFonts w:ascii="Arial" w:hAnsi="Arial"/>
+          <w:rFonts w:ascii="Arial" w:hAnsi="Arial" w:cs="Arial"/>
           <w:b w:val="0"/>
           <w:i w:val="0"/>
+          <w:color w:val="000000"/>
           <w:sz w:val="22"/>
         </w:rPr>
         <w:t>iv) Mengawal selia untuk manfaat jangka panjang pengguna akhir;</w:t>
@@ -335,13 +993,15 @@
     </w:p>
     <w:p>
       <w:pPr>
-        <w:spacing w:after="160"/>
+        <w:spacing w:after="120" w:line="276" w:lineRule="auto"/>
+        <w:jc w:val="left"/>
       </w:pPr>
       <w:r>
         <w:rPr>
-          <w:rFonts w:ascii="Arial" w:hAnsi="Arial"/>
+          <w:rFonts w:ascii="Arial" w:hAnsi="Arial" w:cs="Arial"/>
           <w:b w:val="0"/>
           <w:i w:val="0"/>
+          <w:color w:val="000000"/>
           <w:sz w:val="22"/>
         </w:rPr>
         <w:t>v) Menggalakkan tahap keyakinan pengguna yang tinggi terhadap penyampaian perkhidmatan industri;</w:t>
@@ -349,13 +1009,15 @@
     </w:p>
     <w:p>
       <w:pPr>
-        <w:spacing w:after="160"/>
+        <w:spacing w:after="120" w:line="276" w:lineRule="auto"/>
+        <w:jc w:val="left"/>
       </w:pPr>
       <w:r>
         <w:rPr>
-          <w:rFonts w:ascii="Arial" w:hAnsi="Arial"/>
+          <w:rFonts w:ascii="Arial" w:hAnsi="Arial" w:cs="Arial"/>
           <w:b w:val="0"/>
           <w:i w:val="0"/>
+          <w:color w:val="000000"/>
           <w:sz w:val="22"/>
         </w:rPr>
         <w:t>vi) Memastikan peruntukan perkhidmatan yang saksama dan berpatutan menerusi infrastruktur nasional yang menyeluruh;</w:t>
@@ -363,13 +1025,15 @@
     </w:p>
     <w:p>
       <w:pPr>
-        <w:spacing w:after="160"/>
+        <w:spacing w:after="120" w:line="276" w:lineRule="auto"/>
+        <w:jc w:val="left"/>
       </w:pPr>
       <w:r>
         <w:rPr>
-          <w:rFonts w:ascii="Arial" w:hAnsi="Arial"/>
+          <w:rFonts w:ascii="Arial" w:hAnsi="Arial" w:cs="Arial"/>
           <w:b w:val="0"/>
           <w:i w:val="0"/>
+          <w:color w:val="000000"/>
           <w:sz w:val="22"/>
         </w:rPr>
         <w:t>vii) Mewujudkan persekitaran aplikasi yang teguh untuk pengguna akhir;</w:t>
@@ -377,13 +1041,15 @@
     </w:p>
     <w:p>
       <w:pPr>
-        <w:spacing w:after="160"/>
+        <w:spacing w:after="120" w:line="276" w:lineRule="auto"/>
+        <w:jc w:val="left"/>
       </w:pPr>
       <w:r>
         <w:rPr>
-          <w:rFonts w:ascii="Arial" w:hAnsi="Arial"/>
+          <w:rFonts w:ascii="Arial" w:hAnsi="Arial" w:cs="Arial"/>
           <w:b w:val="0"/>
           <w:i w:val="0"/>
+          <w:color w:val="000000"/>
           <w:sz w:val="22"/>
         </w:rPr>
         <w:t>viii) Memudahkan peruntukan sumber yang cekap seperti tenaga kerja mahir, modal, pengetahuan dan aset nasional;</w:t>
@@ -391,13 +1057,15 @@
     </w:p>
     <w:p>
       <w:pPr>
-        <w:spacing w:after="160"/>
+        <w:spacing w:after="120" w:line="276" w:lineRule="auto"/>
+        <w:jc w:val="left"/>
       </w:pPr>
       <w:r>
         <w:rPr>
-          <w:rFonts w:ascii="Arial" w:hAnsi="Arial"/>
+          <w:rFonts w:ascii="Arial" w:hAnsi="Arial" w:cs="Arial"/>
           <w:b w:val="0"/>
           <w:i w:val="0"/>
+          <w:color w:val="000000"/>
           <w:sz w:val="22"/>
         </w:rPr>
         <w:t>ix) Menggalakkan pembangunan keupayaan dan kemahiran dalam industri bersepadu Malaysia; dan</w:t>
@@ -405,13 +1073,15 @@
     </w:p>
     <w:p>
       <w:pPr>
-        <w:spacing w:after="160"/>
+        <w:spacing w:after="120" w:line="276" w:lineRule="auto"/>
+        <w:jc w:val="left"/>
       </w:pPr>
       <w:r>
         <w:rPr>
-          <w:rFonts w:ascii="Arial" w:hAnsi="Arial"/>
+          <w:rFonts w:ascii="Arial" w:hAnsi="Arial" w:cs="Arial"/>
           <w:b w:val="0"/>
           <w:i w:val="0"/>
+          <w:color w:val="000000"/>
           <w:sz w:val="22"/>
         </w:rPr>
         <w:t>x) Memastikan keselamatan maklumat serta kebolehpercayaan dan integriti rangkaian.</w:t>
@@ -419,13 +1089,15 @@
     </w:p>
     <w:p>
       <w:pPr>
-        <w:spacing w:after="160"/>
+        <w:spacing w:after="120" w:line="276" w:lineRule="auto"/>
+        <w:jc w:val="left"/>
       </w:pPr>
       <w:r>
         <w:rPr>
-          <w:rFonts w:ascii="Arial" w:hAnsi="Arial"/>
+          <w:rFonts w:ascii="Arial" w:hAnsi="Arial" w:cs="Arial"/>
           <w:b w:val="0"/>
           <w:i w:val="0"/>
+          <w:color w:val="000000"/>
           <w:sz w:val="22"/>
         </w:rPr>
         <w:t>1.5 10 objektif dasar kebangsaan ini menjadi asas kawal selia rangka kerja SKMM yang merangkumi kawal selia ekonomi, kawal selia teknikal, perlindungan pengguna dan kawal selia sosial. Pada 1 November 2001, MCMC turut mengambil alih fungsi kawal selia Akta Perkhidmatan Pos 1991 dan Akta Tandatangan Digital 1997.</w:t>
@@ -433,40 +1105,45 @@
     </w:p>
     <w:p>
       <w:pPr>
-        <w:spacing w:after="160"/>
+        <w:spacing w:after="120" w:line="276" w:lineRule="auto"/>
+        <w:jc w:val="left"/>
       </w:pPr>
       <w:r>
         <w:rPr>
-          <w:rFonts w:ascii="Arial" w:hAnsi="Arial"/>
+          <w:rFonts w:ascii="Arial" w:hAnsi="Arial" w:cs="Arial"/>
           <w:b w:val="0"/>
           <w:i/>
+          <w:color w:val="000000"/>
           <w:sz w:val="22"/>
         </w:rPr>
         <w:t>Konteks studio:</w:t>
       </w:r>
       <w:r>
         <w:rPr>
-          <w:rFonts w:ascii="Arial" w:hAnsi="Arial"/>
+          <w:rFonts w:ascii="Arial" w:hAnsi="Arial" w:cs="Arial"/>
           <w:b w:val="0"/>
           <w:i w:val="0"/>
+          <w:color w:val="000000"/>
           <w:sz w:val="22"/>
         </w:rPr>
         <w:t xml:space="preserve"> setiap kandungan video yang dihantar untuk siaran (TV, </w:t>
       </w:r>
       <w:r>
         <w:rPr>
-          <w:rFonts w:ascii="Arial" w:hAnsi="Arial"/>
+          <w:rFonts w:ascii="Arial" w:hAnsi="Arial" w:cs="Arial"/>
           <w:b w:val="0"/>
           <w:i/>
+          <w:color w:val="000000"/>
           <w:sz w:val="22"/>
         </w:rPr>
         <w:t>streaming</w:t>
       </w:r>
       <w:r>
         <w:rPr>
-          <w:rFonts w:ascii="Arial" w:hAnsi="Arial"/>
+          <w:rFonts w:ascii="Arial" w:hAnsi="Arial" w:cs="Arial"/>
           <w:b w:val="0"/>
           <w:i w:val="0"/>
+          <w:color w:val="000000"/>
           <w:sz w:val="22"/>
         </w:rPr>
         <w:t>, iklan digital) tertakluk kepada rangka kerja kawal selia kandungan dan komunikasi ini — Producer/Editor perlu peka bahawa kandungan yang disiarkan bukan sahaja tertakluk kepada arahan klien, tetapi juga kerangka undang-undang negara.</w:t>
@@ -474,54 +1151,61 @@
     </w:p>
     <w:p>
       <w:pPr>
-        <w:spacing w:before="200"/>
+        <w:spacing w:before="120" w:after="120" w:line="276" w:lineRule="auto"/>
+        <w:jc w:val="left"/>
       </w:pPr>
       <w:r>
         <w:rPr>
-          <w:rFonts w:ascii="Arial" w:hAnsi="Arial"/>
+          <w:rFonts w:ascii="Arial" w:hAnsi="Arial" w:cs="Arial"/>
           <w:b/>
           <w:i w:val="0"/>
-          <w:sz w:val="24"/>
+          <w:color w:val="000000"/>
+          <w:sz w:val="22"/>
         </w:rPr>
         <w:t>2. Rangka Kerja Institusi di Bawah Akta Komunikasi dan Multimedia (CMA) 1998 (</w:t>
       </w:r>
       <w:r>
         <w:rPr>
-          <w:rFonts w:ascii="Arial" w:hAnsi="Arial"/>
+          <w:rFonts w:ascii="Arial" w:hAnsi="Arial" w:cs="Arial"/>
           <w:b/>
           <w:i/>
-          <w:sz w:val="24"/>
+          <w:color w:val="000000"/>
+          <w:sz w:val="22"/>
         </w:rPr>
         <w:t>Institutional Framework Under the Communication and Multimedia Acts (CMA) 1998</w:t>
       </w:r>
       <w:r>
         <w:rPr>
-          <w:rFonts w:ascii="Arial" w:hAnsi="Arial"/>
+          <w:rFonts w:ascii="Arial" w:hAnsi="Arial" w:cs="Arial"/>
           <w:b/>
           <w:i w:val="0"/>
-          <w:sz w:val="24"/>
+          <w:color w:val="000000"/>
+          <w:sz w:val="22"/>
         </w:rPr>
         <w:t>)</w:t>
       </w:r>
     </w:p>
     <w:p>
       <w:pPr>
-        <w:spacing w:after="160"/>
+        <w:spacing w:after="120" w:line="276" w:lineRule="auto"/>
+        <w:jc w:val="left"/>
       </w:pPr>
       <w:r>
         <w:rPr>
-          <w:rFonts w:ascii="Arial" w:hAnsi="Arial"/>
+          <w:rFonts w:ascii="Arial" w:hAnsi="Arial" w:cs="Arial"/>
           <w:b/>
           <w:i w:val="0"/>
+          <w:color w:val="000000"/>
           <w:sz w:val="22"/>
         </w:rPr>
         <w:t>Carta Alir 2.</w:t>
       </w:r>
       <w:r>
         <w:rPr>
-          <w:rFonts w:ascii="Arial" w:hAnsi="Arial"/>
+          <w:rFonts w:ascii="Arial" w:hAnsi="Arial" w:cs="Arial"/>
           <w:b w:val="0"/>
           <w:i w:val="0"/>
+          <w:color w:val="000000"/>
           <w:sz w:val="22"/>
         </w:rPr>
         <w:t xml:space="preserve"> Carta Alir Proses Rangka Kerja Institusi di Bawah Akta Komunikasi dan Multimedia (CMA) 1998: PARLIMEN → KABINET → MENTERI → MCMC → TRIBUNAL RAYUAN; KEMENTERIAN memberi ARAHAN kepada MCMC; MCMC melaksanakan KAWAL SELIA/PENGUATKUASAAN ke atas PEMAIN INDUSTRI; PEMAIN INDUSTRI dan PENGGUNA menyalurkan maklum balas melalui FORA INDUSTRI (Pengguna, Kandungan, Akses dan Teknikal) yang menghasilkan CADANGAN/RAYUAN kembali kepada MCMC secara KONSULTATIF.</w:t>
@@ -529,13 +1213,15 @@
     </w:p>
     <w:p>
       <w:pPr>
-        <w:spacing w:after="160"/>
+        <w:spacing w:after="120" w:line="276" w:lineRule="auto"/>
+        <w:jc w:val="left"/>
       </w:pPr>
       <w:r>
         <w:rPr>
-          <w:rFonts w:ascii="Arial" w:hAnsi="Arial"/>
+          <w:rFonts w:ascii="Arial" w:hAnsi="Arial" w:cs="Arial"/>
           <w:b w:val="0"/>
           <w:i w:val="0"/>
+          <w:color w:val="000000"/>
           <w:sz w:val="22"/>
         </w:rPr>
         <w:t>2.1 Terdapat 5 perundangan yang berada di bawah Suruhanjaya Komunikasi dan Multimedia Malaysia:</w:t>
@@ -543,31 +1229,35 @@
     </w:p>
     <w:p>
       <w:pPr>
-        <w:spacing w:after="160"/>
+        <w:spacing w:after="120" w:line="276" w:lineRule="auto"/>
+        <w:jc w:val="left"/>
       </w:pPr>
       <w:r>
         <w:rPr>
-          <w:rFonts w:ascii="Arial" w:hAnsi="Arial"/>
+          <w:rFonts w:ascii="Arial" w:hAnsi="Arial" w:cs="Arial"/>
           <w:b w:val="0"/>
           <w:i w:val="0"/>
+          <w:color w:val="000000"/>
           <w:sz w:val="22"/>
         </w:rPr>
         <w:t xml:space="preserve">i) </w:t>
       </w:r>
       <w:r>
         <w:rPr>
-          <w:rFonts w:ascii="Arial" w:hAnsi="Arial"/>
+          <w:rFonts w:ascii="Arial" w:hAnsi="Arial" w:cs="Arial"/>
           <w:b/>
           <w:i w:val="0"/>
+          <w:color w:val="000000"/>
           <w:sz w:val="22"/>
         </w:rPr>
         <w:t>Akta Suruhanjaya Komunikasi dan Multimedia Malaysia 1998 [Akta 589]</w:t>
       </w:r>
       <w:r>
         <w:rPr>
-          <w:rFonts w:ascii="Arial" w:hAnsi="Arial"/>
+          <w:rFonts w:ascii="Arial" w:hAnsi="Arial" w:cs="Arial"/>
           <w:b w:val="0"/>
           <w:i w:val="0"/>
+          <w:color w:val="000000"/>
           <w:sz w:val="22"/>
         </w:rPr>
         <w:t xml:space="preserve"> — Akta bagi memperuntukkan penubuhan Suruhanjaya Komunikasi dan Multimedia Malaysia dengan kuasa mengawal selia aktiviti komunikasi dan multimedia di Malaysia, serta menguatkuasakan undang-undang komunikasi dan multimedia Malaysia.</w:t>
@@ -575,31 +1265,35 @@
     </w:p>
     <w:p>
       <w:pPr>
-        <w:spacing w:after="160"/>
+        <w:spacing w:after="120" w:line="276" w:lineRule="auto"/>
+        <w:jc w:val="left"/>
       </w:pPr>
       <w:r>
         <w:rPr>
-          <w:rFonts w:ascii="Arial" w:hAnsi="Arial"/>
+          <w:rFonts w:ascii="Arial" w:hAnsi="Arial" w:cs="Arial"/>
           <w:b w:val="0"/>
           <w:i w:val="0"/>
+          <w:color w:val="000000"/>
           <w:sz w:val="22"/>
         </w:rPr>
         <w:t xml:space="preserve">ii) </w:t>
       </w:r>
       <w:r>
         <w:rPr>
-          <w:rFonts w:ascii="Arial" w:hAnsi="Arial"/>
+          <w:rFonts w:ascii="Arial" w:hAnsi="Arial" w:cs="Arial"/>
           <w:b/>
           <w:i w:val="0"/>
+          <w:color w:val="000000"/>
           <w:sz w:val="22"/>
         </w:rPr>
         <w:t>Akta Perkhidmatan Pos 2012 [Akta 741]</w:t>
       </w:r>
       <w:r>
         <w:rPr>
-          <w:rFonts w:ascii="Arial" w:hAnsi="Arial"/>
+          <w:rFonts w:ascii="Arial" w:hAnsi="Arial" w:cs="Arial"/>
           <w:b w:val="0"/>
           <w:i w:val="0"/>
+          <w:color w:val="000000"/>
           <w:sz w:val="22"/>
         </w:rPr>
         <w:t xml:space="preserve"> — Akta bagi memperuntukkan pelesenan perkhidmatan pos dan kawal selia industri perkhidmatan pos.</w:t>
@@ -607,31 +1301,35 @@
     </w:p>
     <w:p>
       <w:pPr>
-        <w:spacing w:after="160"/>
+        <w:spacing w:after="120" w:line="276" w:lineRule="auto"/>
+        <w:jc w:val="left"/>
       </w:pPr>
       <w:r>
         <w:rPr>
-          <w:rFonts w:ascii="Arial" w:hAnsi="Arial"/>
+          <w:rFonts w:ascii="Arial" w:hAnsi="Arial" w:cs="Arial"/>
           <w:b w:val="0"/>
           <w:i w:val="0"/>
+          <w:color w:val="000000"/>
           <w:sz w:val="22"/>
         </w:rPr>
         <w:t xml:space="preserve">iii) </w:t>
       </w:r>
       <w:r>
         <w:rPr>
-          <w:rFonts w:ascii="Arial" w:hAnsi="Arial"/>
+          <w:rFonts w:ascii="Arial" w:hAnsi="Arial" w:cs="Arial"/>
           <w:b/>
           <w:i w:val="0"/>
+          <w:color w:val="000000"/>
           <w:sz w:val="22"/>
         </w:rPr>
         <w:t>Akta Komunikasi dan Multimedia 1998 [Akta 588]</w:t>
       </w:r>
       <w:r>
         <w:rPr>
-          <w:rFonts w:ascii="Arial" w:hAnsi="Arial"/>
+          <w:rFonts w:ascii="Arial" w:hAnsi="Arial" w:cs="Arial"/>
           <w:b w:val="0"/>
           <w:i w:val="0"/>
+          <w:color w:val="000000"/>
           <w:sz w:val="22"/>
         </w:rPr>
         <w:t xml:space="preserve"> — Akta bagi memperuntukkan dan mengawal selia industri komunikasi dan multimedia yang bersepadu.</w:t>
@@ -639,31 +1337,35 @@
     </w:p>
     <w:p>
       <w:pPr>
-        <w:spacing w:after="160"/>
+        <w:spacing w:after="120" w:line="276" w:lineRule="auto"/>
+        <w:jc w:val="left"/>
       </w:pPr>
       <w:r>
         <w:rPr>
-          <w:rFonts w:ascii="Arial" w:hAnsi="Arial"/>
+          <w:rFonts w:ascii="Arial" w:hAnsi="Arial" w:cs="Arial"/>
           <w:b w:val="0"/>
           <w:i w:val="0"/>
+          <w:color w:val="000000"/>
           <w:sz w:val="22"/>
         </w:rPr>
         <w:t xml:space="preserve">iv) </w:t>
       </w:r>
       <w:r>
         <w:rPr>
-          <w:rFonts w:ascii="Arial" w:hAnsi="Arial"/>
+          <w:rFonts w:ascii="Arial" w:hAnsi="Arial" w:cs="Arial"/>
           <w:b/>
           <w:i w:val="0"/>
+          <w:color w:val="000000"/>
           <w:sz w:val="22"/>
         </w:rPr>
         <w:t>Akta Tandatangan Digital 1997 [Akta 562]</w:t>
       </w:r>
       <w:r>
         <w:rPr>
-          <w:rFonts w:ascii="Arial" w:hAnsi="Arial"/>
+          <w:rFonts w:ascii="Arial" w:hAnsi="Arial" w:cs="Arial"/>
           <w:b w:val="0"/>
           <w:i w:val="0"/>
+          <w:color w:val="000000"/>
           <w:sz w:val="22"/>
         </w:rPr>
         <w:t xml:space="preserve"> — Akta bagi memperuntukkan dan mengawal selia penggunaan tandatangan digital.</w:t>
@@ -671,31 +1373,35 @@
     </w:p>
     <w:p>
       <w:pPr>
-        <w:spacing w:after="160"/>
+        <w:spacing w:after="120" w:line="276" w:lineRule="auto"/>
+        <w:jc w:val="left"/>
       </w:pPr>
       <w:r>
         <w:rPr>
-          <w:rFonts w:ascii="Arial" w:hAnsi="Arial"/>
+          <w:rFonts w:ascii="Arial" w:hAnsi="Arial" w:cs="Arial"/>
           <w:b w:val="0"/>
           <w:i w:val="0"/>
+          <w:color w:val="000000"/>
           <w:sz w:val="22"/>
         </w:rPr>
         <w:t xml:space="preserve">v) </w:t>
       </w:r>
       <w:r>
         <w:rPr>
-          <w:rFonts w:ascii="Arial" w:hAnsi="Arial"/>
+          <w:rFonts w:ascii="Arial" w:hAnsi="Arial" w:cs="Arial"/>
           <w:b/>
           <w:i w:val="0"/>
+          <w:color w:val="000000"/>
           <w:sz w:val="22"/>
         </w:rPr>
         <w:t>Akta Perdagangan Strategik 2010 (STA) [Akta 708]</w:t>
       </w:r>
       <w:r>
         <w:rPr>
-          <w:rFonts w:ascii="Arial" w:hAnsi="Arial"/>
+          <w:rFonts w:ascii="Arial" w:hAnsi="Arial" w:cs="Arial"/>
           <w:b w:val="0"/>
           <w:i w:val="0"/>
+          <w:color w:val="000000"/>
           <w:sz w:val="22"/>
         </w:rPr>
         <w:t xml:space="preserve"> — Akta bagi mengawal eksport, transhipmen, transit dan pemerantaraan barangan strategik, termasuk senjata dan bahan berkaitan.</w:t>
@@ -703,94 +1409,105 @@
     </w:p>
     <w:p>
       <w:pPr>
-        <w:spacing w:after="160"/>
+        <w:spacing w:after="120" w:line="276" w:lineRule="auto"/>
+        <w:jc w:val="left"/>
       </w:pPr>
       <w:r>
         <w:rPr>
-          <w:rFonts w:ascii="Arial" w:hAnsi="Arial"/>
+          <w:rFonts w:ascii="Arial" w:hAnsi="Arial" w:cs="Arial"/>
           <w:b w:val="0"/>
           <w:i/>
+          <w:color w:val="000000"/>
           <w:sz w:val="22"/>
         </w:rPr>
         <w:t>Konteks studio:</w:t>
       </w:r>
       <w:r>
         <w:rPr>
-          <w:rFonts w:ascii="Arial" w:hAnsi="Arial"/>
+          <w:rFonts w:ascii="Arial" w:hAnsi="Arial" w:cs="Arial"/>
           <w:b w:val="0"/>
           <w:i w:val="0"/>
+          <w:color w:val="000000"/>
           <w:sz w:val="22"/>
         </w:rPr>
         <w:t xml:space="preserve"> </w:t>
       </w:r>
       <w:r>
         <w:rPr>
-          <w:rFonts w:ascii="Arial" w:hAnsi="Arial"/>
+          <w:rFonts w:ascii="Arial" w:hAnsi="Arial" w:cs="Arial"/>
           <w:b/>
           <w:i w:val="0"/>
+          <w:color w:val="000000"/>
           <w:sz w:val="22"/>
         </w:rPr>
         <w:t>Akta Tandatangan Digital 1997</w:t>
       </w:r>
       <w:r>
         <w:rPr>
-          <w:rFonts w:ascii="Arial" w:hAnsi="Arial"/>
+          <w:rFonts w:ascii="Arial" w:hAnsi="Arial" w:cs="Arial"/>
           <w:b w:val="0"/>
           <w:i w:val="0"/>
+          <w:color w:val="000000"/>
           <w:sz w:val="22"/>
         </w:rPr>
         <w:t xml:space="preserve"> relevan apabila studio menandatangani kontrak klien atau perjanjian NDA secara digital sebelum menyerahkan </w:t>
       </w:r>
       <w:r>
         <w:rPr>
-          <w:rFonts w:ascii="Arial" w:hAnsi="Arial"/>
+          <w:rFonts w:ascii="Arial" w:hAnsi="Arial" w:cs="Arial"/>
           <w:b w:val="0"/>
           <w:i/>
+          <w:color w:val="000000"/>
           <w:sz w:val="22"/>
         </w:rPr>
         <w:t>master file</w:t>
       </w:r>
       <w:r>
         <w:rPr>
-          <w:rFonts w:ascii="Arial" w:hAnsi="Arial"/>
+          <w:rFonts w:ascii="Arial" w:hAnsi="Arial" w:cs="Arial"/>
           <w:b w:val="0"/>
           <w:i w:val="0"/>
+          <w:color w:val="000000"/>
           <w:sz w:val="22"/>
         </w:rPr>
         <w:t xml:space="preserve">; </w:t>
       </w:r>
       <w:r>
         <w:rPr>
-          <w:rFonts w:ascii="Arial" w:hAnsi="Arial"/>
+          <w:rFonts w:ascii="Arial" w:hAnsi="Arial" w:cs="Arial"/>
           <w:b/>
           <w:i w:val="0"/>
+          <w:color w:val="000000"/>
           <w:sz w:val="22"/>
         </w:rPr>
         <w:t>Akta Komunikasi dan Multimedia 1998</w:t>
       </w:r>
       <w:r>
         <w:rPr>
-          <w:rFonts w:ascii="Arial" w:hAnsi="Arial"/>
+          <w:rFonts w:ascii="Arial" w:hAnsi="Arial" w:cs="Arial"/>
           <w:b w:val="0"/>
           <w:i w:val="0"/>
+          <w:color w:val="000000"/>
           <w:sz w:val="22"/>
         </w:rPr>
         <w:t xml:space="preserve"> menetapkan tanggungjawab kandungan yang disiarkan (fitnah, kandungan lucah, hasutan) — Editor dan Producer perlu memastikan </w:t>
       </w:r>
       <w:r>
         <w:rPr>
-          <w:rFonts w:ascii="Arial" w:hAnsi="Arial"/>
+          <w:rFonts w:ascii="Arial" w:hAnsi="Arial" w:cs="Arial"/>
           <w:b w:val="0"/>
           <w:i/>
+          <w:color w:val="000000"/>
           <w:sz w:val="22"/>
         </w:rPr>
         <w:t>deliverable</w:t>
       </w:r>
       <w:r>
         <w:rPr>
-          <w:rFonts w:ascii="Arial" w:hAnsi="Arial"/>
+          <w:rFonts w:ascii="Arial" w:hAnsi="Arial" w:cs="Arial"/>
           <w:b w:val="0"/>
           <w:i w:val="0"/>
+          <w:color w:val="000000"/>
           <w:sz w:val="22"/>
         </w:rPr>
         <w:t xml:space="preserve"> video mematuhi peraturan kandungan MCMC sebelum penyiaran awam.</w:t>
@@ -798,27 +1515,31 @@
     </w:p>
     <w:p>
       <w:pPr>
-        <w:spacing w:before="200"/>
+        <w:spacing w:before="120" w:after="120" w:line="276" w:lineRule="auto"/>
+        <w:jc w:val="left"/>
       </w:pPr>
       <w:r>
         <w:rPr>
-          <w:rFonts w:ascii="Arial" w:hAnsi="Arial"/>
+          <w:rFonts w:ascii="Arial" w:hAnsi="Arial" w:cs="Arial"/>
           <w:b/>
           <w:i w:val="0"/>
-          <w:sz w:val="24"/>
+          <w:color w:val="000000"/>
+          <w:sz w:val="22"/>
         </w:rPr>
         <w:t>3. Bagaimana Peraturan Ini Menjejaskan Cara Kita Menggunakan Teknologi Maklumat?</w:t>
       </w:r>
     </w:p>
     <w:p>
       <w:pPr>
-        <w:spacing w:after="160"/>
+        <w:spacing w:after="120" w:line="276" w:lineRule="auto"/>
+        <w:jc w:val="left"/>
       </w:pPr>
       <w:r>
         <w:rPr>
-          <w:rFonts w:ascii="Arial" w:hAnsi="Arial"/>
+          <w:rFonts w:ascii="Arial" w:hAnsi="Arial" w:cs="Arial"/>
           <w:b w:val="0"/>
           <w:i w:val="0"/>
+          <w:color w:val="000000"/>
           <w:sz w:val="22"/>
         </w:rPr>
         <w:t>3.1 Bagi memastikan Teknologi Maklumat digunakan menurut peraturan yang ditetapkan oleh badan kawal selia dan untuk menggalakkan penggunaan IT, beberapa inisiatif telah diperkenalkan, iaitu:</w:t>
@@ -826,31 +1547,55 @@
     </w:p>
     <w:p>
       <w:pPr>
-        <w:spacing w:after="160"/>
+        <w:spacing w:after="120" w:line="276" w:lineRule="auto"/>
+        <w:jc w:val="left"/>
       </w:pPr>
       <w:r>
         <w:rPr>
-          <w:rFonts w:ascii="Arial" w:hAnsi="Arial"/>
+          <w:rFonts w:ascii="Arial" w:hAnsi="Arial" w:cs="Arial"/>
           <w:b w:val="0"/>
           <w:i w:val="0"/>
+          <w:color w:val="000000"/>
           <w:sz w:val="22"/>
         </w:rPr>
         <w:t xml:space="preserve">i) </w:t>
       </w:r>
       <w:r>
         <w:rPr>
-          <w:rFonts w:ascii="Arial" w:hAnsi="Arial"/>
+          <w:rFonts w:ascii="Arial" w:hAnsi="Arial" w:cs="Arial"/>
           <w:b/>
           <w:i w:val="0"/>
+          <w:color w:val="000000"/>
           <w:sz w:val="22"/>
         </w:rPr>
-        <w:t>Klik Dengan Bijak (*Click Wisely*).</w:t>
+        <w:t>Klik Dengan Bijak (</w:t>
       </w:r>
       <w:r>
         <w:rPr>
-          <w:rFonts w:ascii="Arial" w:hAnsi="Arial"/>
+          <w:rFonts w:ascii="Arial" w:hAnsi="Arial" w:cs="Arial"/>
+          <w:b/>
+          <w:i/>
+          <w:color w:val="000000"/>
+          <w:sz w:val="22"/>
+        </w:rPr>
+        <w:t>Click Wisely</w:t>
+      </w:r>
+      <w:r>
+        <w:rPr>
+          <w:rFonts w:ascii="Arial" w:hAnsi="Arial" w:cs="Arial"/>
+          <w:b/>
+          <w:i w:val="0"/>
+          <w:color w:val="000000"/>
+          <w:sz w:val="22"/>
+        </w:rPr>
+        <w:t>).</w:t>
+      </w:r>
+      <w:r>
+        <w:rPr>
+          <w:rFonts w:ascii="Arial" w:hAnsi="Arial" w:cs="Arial"/>
           <w:b w:val="0"/>
           <w:i w:val="0"/>
+          <w:color w:val="000000"/>
           <w:sz w:val="22"/>
         </w:rPr>
         <w:t xml:space="preserve"> Perkembangan pesat teknologi komunikasi dan multimedia, serta pertumbuhan positif penembusan jalur lebar di seluruh negara, boleh memberi kesan buruk kepada nilai dan budaya Malaysia jika langkah segera tidak diambil untuk memupuk penggunaan internet yang positif berdasarkan Rukun Negara. Peningkatan jenayah siber yang membimbangkan paling baik dikurangkan melalui aktiviti penguatkuasaan dan pendekatan pendidikan untuk masyarakat. Antara tindakan proaktif MCMC ialah memulakan Kempen Kesedaran Awam tentang Keselamatan Internet yang dinamakan Klik Dengan Bijak, yang menekankan keselamatan, kesejahteraan dan tanggungjawab pengguna internet.</w:t>
@@ -858,67 +1603,75 @@
     </w:p>
     <w:p>
       <w:pPr>
-        <w:spacing w:after="160"/>
+        <w:spacing w:after="120" w:line="276" w:lineRule="auto"/>
+        <w:jc w:val="left"/>
       </w:pPr>
       <w:r>
         <w:rPr>
-          <w:rFonts w:ascii="Arial" w:hAnsi="Arial"/>
+          <w:rFonts w:ascii="Arial" w:hAnsi="Arial" w:cs="Arial"/>
           <w:b w:val="0"/>
           <w:i w:val="0"/>
+          <w:color w:val="000000"/>
           <w:sz w:val="22"/>
         </w:rPr>
         <w:t xml:space="preserve">ii) </w:t>
       </w:r>
       <w:r>
         <w:rPr>
-          <w:rFonts w:ascii="Arial" w:hAnsi="Arial"/>
+          <w:rFonts w:ascii="Arial" w:hAnsi="Arial" w:cs="Arial"/>
           <w:b/>
           <w:i w:val="0"/>
+          <w:color w:val="000000"/>
           <w:sz w:val="22"/>
         </w:rPr>
         <w:t>1Malaysia Netbooks.</w:t>
       </w:r>
       <w:r>
         <w:rPr>
-          <w:rFonts w:ascii="Arial" w:hAnsi="Arial"/>
+          <w:rFonts w:ascii="Arial" w:hAnsi="Arial" w:cs="Arial"/>
           <w:b w:val="0"/>
           <w:i w:val="0"/>
+          <w:color w:val="000000"/>
           <w:sz w:val="22"/>
         </w:rPr>
         <w:t xml:space="preserve"> Melalui program </w:t>
       </w:r>
       <w:r>
         <w:rPr>
-          <w:rFonts w:ascii="Arial" w:hAnsi="Arial"/>
+          <w:rFonts w:ascii="Arial" w:hAnsi="Arial" w:cs="Arial"/>
           <w:b w:val="0"/>
           <w:i/>
+          <w:color w:val="000000"/>
           <w:sz w:val="22"/>
         </w:rPr>
         <w:t>Universal Service Provision</w:t>
       </w:r>
       <w:r>
         <w:rPr>
-          <w:rFonts w:ascii="Arial" w:hAnsi="Arial"/>
+          <w:rFonts w:ascii="Arial" w:hAnsi="Arial" w:cs="Arial"/>
           <w:b w:val="0"/>
           <w:i w:val="0"/>
+          <w:color w:val="000000"/>
           <w:sz w:val="22"/>
         </w:rPr>
         <w:t xml:space="preserve"> (USP), MCMC memperuntukkan sejuta unit </w:t>
       </w:r>
       <w:r>
         <w:rPr>
-          <w:rFonts w:ascii="Arial" w:hAnsi="Arial"/>
+          <w:rFonts w:ascii="Arial" w:hAnsi="Arial" w:cs="Arial"/>
           <w:b w:val="0"/>
           <w:i/>
+          <w:color w:val="000000"/>
           <w:sz w:val="22"/>
         </w:rPr>
         <w:t>netbook</w:t>
       </w:r>
       <w:r>
         <w:rPr>
-          <w:rFonts w:ascii="Arial" w:hAnsi="Arial"/>
+          <w:rFonts w:ascii="Arial" w:hAnsi="Arial" w:cs="Arial"/>
           <w:b w:val="0"/>
           <w:i w:val="0"/>
+          <w:color w:val="000000"/>
           <w:sz w:val="22"/>
         </w:rPr>
         <w:t xml:space="preserve"> 1Malaysia untuk diedarkan kepada penerima layak seperti pelajar sekolah menengah dan universiti dari kumpulan berpendapatan rendah, bagi memastikan mereka mempunyai peluang mengakses internet dan meningkatkan penggunaan jalur lebar.</w:t>
@@ -926,31 +1679,55 @@
     </w:p>
     <w:p>
       <w:pPr>
-        <w:spacing w:after="160"/>
+        <w:spacing w:after="120" w:line="276" w:lineRule="auto"/>
+        <w:jc w:val="left"/>
       </w:pPr>
       <w:r>
         <w:rPr>
-          <w:rFonts w:ascii="Arial" w:hAnsi="Arial"/>
+          <w:rFonts w:ascii="Arial" w:hAnsi="Arial" w:cs="Arial"/>
           <w:b w:val="0"/>
           <w:i w:val="0"/>
+          <w:color w:val="000000"/>
           <w:sz w:val="22"/>
         </w:rPr>
         <w:t xml:space="preserve">iii) </w:t>
       </w:r>
       <w:r>
         <w:rPr>
-          <w:rFonts w:ascii="Arial" w:hAnsi="Arial"/>
+          <w:rFonts w:ascii="Arial" w:hAnsi="Arial" w:cs="Arial"/>
           <w:b/>
           <w:i w:val="0"/>
+          <w:color w:val="000000"/>
           <w:sz w:val="22"/>
         </w:rPr>
-        <w:t>Kampung Tanpa Wayar (*Wireless Village*).</w:t>
+        <w:t>Kampung Tanpa Wayar (</w:t>
       </w:r>
       <w:r>
         <w:rPr>
-          <w:rFonts w:ascii="Arial" w:hAnsi="Arial"/>
+          <w:rFonts w:ascii="Arial" w:hAnsi="Arial" w:cs="Arial"/>
+          <w:b/>
+          <w:i/>
+          <w:color w:val="000000"/>
+          <w:sz w:val="22"/>
+        </w:rPr>
+        <w:t>Wireless Village</w:t>
+      </w:r>
+      <w:r>
+        <w:rPr>
+          <w:rFonts w:ascii="Arial" w:hAnsi="Arial" w:cs="Arial"/>
+          <w:b/>
+          <w:i w:val="0"/>
+          <w:color w:val="000000"/>
+          <w:sz w:val="22"/>
+        </w:rPr>
+        <w:t>).</w:t>
+      </w:r>
+      <w:r>
+        <w:rPr>
+          <w:rFonts w:ascii="Arial" w:hAnsi="Arial" w:cs="Arial"/>
           <w:b w:val="0"/>
           <w:i w:val="0"/>
+          <w:color w:val="000000"/>
           <w:sz w:val="22"/>
         </w:rPr>
         <w:t xml:space="preserve"> Inisiatif yang diilhamkan oleh YB Menteri Komunikasi dan Multimedia, sebahagian daripada usaha berterusan MCMC ke arah merealisasikan objektif USP di bawah Akta Komunikasi dan Multimedia 1998 serta Peraturan USP 2002, iaitu penyediaan akses internet secara kolektif dan individu di kawasan tidak terlindung.</w:t>
@@ -958,31 +1735,55 @@
     </w:p>
     <w:p>
       <w:pPr>
-        <w:spacing w:after="160"/>
+        <w:spacing w:after="120" w:line="276" w:lineRule="auto"/>
+        <w:jc w:val="left"/>
       </w:pPr>
       <w:r>
         <w:rPr>
-          <w:rFonts w:ascii="Arial" w:hAnsi="Arial"/>
+          <w:rFonts w:ascii="Arial" w:hAnsi="Arial" w:cs="Arial"/>
           <w:b w:val="0"/>
           <w:i w:val="0"/>
+          <w:color w:val="000000"/>
           <w:sz w:val="22"/>
         </w:rPr>
         <w:t xml:space="preserve">iv) </w:t>
       </w:r>
       <w:r>
         <w:rPr>
-          <w:rFonts w:ascii="Arial" w:hAnsi="Arial"/>
+          <w:rFonts w:ascii="Arial" w:hAnsi="Arial" w:cs="Arial"/>
           <w:b/>
           <w:i w:val="0"/>
+          <w:color w:val="000000"/>
           <w:sz w:val="22"/>
         </w:rPr>
-        <w:t>U-Pustaka (*U-Library*).</w:t>
+        <w:t>U-Pustaka (</w:t>
       </w:r>
       <w:r>
         <w:rPr>
-          <w:rFonts w:ascii="Arial" w:hAnsi="Arial"/>
+          <w:rFonts w:ascii="Arial" w:hAnsi="Arial" w:cs="Arial"/>
+          <w:b/>
+          <w:i/>
+          <w:color w:val="000000"/>
+          <w:sz w:val="22"/>
+        </w:rPr>
+        <w:t>U-Library</w:t>
+      </w:r>
+      <w:r>
+        <w:rPr>
+          <w:rFonts w:ascii="Arial" w:hAnsi="Arial" w:cs="Arial"/>
+          <w:b/>
+          <w:i w:val="0"/>
+          <w:color w:val="000000"/>
+          <w:sz w:val="22"/>
+        </w:rPr>
+        <w:t>).</w:t>
+      </w:r>
+      <w:r>
+        <w:rPr>
+          <w:rFonts w:ascii="Arial" w:hAnsi="Arial" w:cs="Arial"/>
           <w:b w:val="0"/>
           <w:i w:val="0"/>
+          <w:color w:val="000000"/>
           <w:sz w:val="22"/>
         </w:rPr>
         <w:t xml:space="preserve"> Peranan U-Pustaka dalam konteks pembangunan, perpaduan negara dan daya saing global adalah penting, sebagai perkhidmatan penyampaian maklumat dan pengetahuan inovatif yang turut menggalakkan pembelajaran sepanjang hayat pada bila-bila masa dan di mana-mana sahaja bagi meningkatkan kualiti kerja dan kualiti hidup.</w:t>
@@ -990,31 +1791,55 @@
     </w:p>
     <w:p>
       <w:pPr>
-        <w:spacing w:after="160"/>
+        <w:spacing w:after="120" w:line="276" w:lineRule="auto"/>
+        <w:jc w:val="left"/>
       </w:pPr>
       <w:r>
         <w:rPr>
-          <w:rFonts w:ascii="Arial" w:hAnsi="Arial"/>
+          <w:rFonts w:ascii="Arial" w:hAnsi="Arial" w:cs="Arial"/>
           <w:b w:val="0"/>
           <w:i w:val="0"/>
+          <w:color w:val="000000"/>
           <w:sz w:val="22"/>
         </w:rPr>
         <w:t xml:space="preserve">v) </w:t>
       </w:r>
       <w:r>
         <w:rPr>
-          <w:rFonts w:ascii="Arial" w:hAnsi="Arial"/>
+          <w:rFonts w:ascii="Arial" w:hAnsi="Arial" w:cs="Arial"/>
           <w:b/>
           <w:i w:val="0"/>
+          <w:color w:val="000000"/>
           <w:sz w:val="22"/>
         </w:rPr>
-        <w:t>Pakej Komunikasi Belia (*Youth Communication Package*, PKB/YCP).</w:t>
+        <w:t>Pakej Komunikasi Belia (</w:t>
       </w:r>
       <w:r>
         <w:rPr>
-          <w:rFonts w:ascii="Arial" w:hAnsi="Arial"/>
+          <w:rFonts w:ascii="Arial" w:hAnsi="Arial" w:cs="Arial"/>
+          <w:b/>
+          <w:i/>
+          <w:color w:val="000000"/>
+          <w:sz w:val="22"/>
+        </w:rPr>
+        <w:t>Youth Communication Package</w:t>
+      </w:r>
+      <w:r>
+        <w:rPr>
+          <w:rFonts w:ascii="Arial" w:hAnsi="Arial" w:cs="Arial"/>
+          <w:b/>
+          <w:i w:val="0"/>
+          <w:color w:val="000000"/>
+          <w:sz w:val="22"/>
+        </w:rPr>
+        <w:t>, PKB/YCP).</w:t>
+      </w:r>
+      <w:r>
+        <w:rPr>
+          <w:rFonts w:ascii="Arial" w:hAnsi="Arial" w:cs="Arial"/>
           <w:b w:val="0"/>
           <w:i w:val="0"/>
+          <w:color w:val="000000"/>
           <w:sz w:val="22"/>
         </w:rPr>
         <w:t xml:space="preserve"> Belia berumur 21 hingga 30 tahun layak memohon rebat RM200 untuk telefon pintar 3G terpilih daripada peniaga berdaftar celco. Skim ini beroperasi secara "siapa cepat dia dapat" untuk 1.5 juta belia layak pertama.</w:t>
@@ -1022,31 +1847,55 @@
     </w:p>
     <w:p>
       <w:pPr>
-        <w:spacing w:after="160"/>
+        <w:spacing w:after="120" w:line="276" w:lineRule="auto"/>
+        <w:jc w:val="left"/>
       </w:pPr>
       <w:r>
         <w:rPr>
-          <w:rFonts w:ascii="Arial" w:hAnsi="Arial"/>
+          <w:rFonts w:ascii="Arial" w:hAnsi="Arial" w:cs="Arial"/>
           <w:b w:val="0"/>
           <w:i w:val="0"/>
+          <w:color w:val="000000"/>
           <w:sz w:val="22"/>
         </w:rPr>
         <w:t xml:space="preserve">vi) </w:t>
       </w:r>
       <w:r>
         <w:rPr>
-          <w:rFonts w:ascii="Arial" w:hAnsi="Arial"/>
+          <w:rFonts w:ascii="Arial" w:hAnsi="Arial" w:cs="Arial"/>
           <w:b/>
           <w:i w:val="0"/>
+          <w:color w:val="000000"/>
           <w:sz w:val="22"/>
         </w:rPr>
-        <w:t>Pusat Internet 1Malaysia (*1Malaysia Internet Centre*).</w:t>
+        <w:t>Pusat Internet 1Malaysia (</w:t>
       </w:r>
       <w:r>
         <w:rPr>
-          <w:rFonts w:ascii="Arial" w:hAnsi="Arial"/>
+          <w:rFonts w:ascii="Arial" w:hAnsi="Arial" w:cs="Arial"/>
+          <w:b/>
+          <w:i/>
+          <w:color w:val="000000"/>
+          <w:sz w:val="22"/>
+        </w:rPr>
+        <w:t>1Malaysia Internet Centre</w:t>
+      </w:r>
+      <w:r>
+        <w:rPr>
+          <w:rFonts w:ascii="Arial" w:hAnsi="Arial" w:cs="Arial"/>
+          <w:b/>
+          <w:i w:val="0"/>
+          <w:color w:val="000000"/>
+          <w:sz w:val="22"/>
+        </w:rPr>
+        <w:t>).</w:t>
+      </w:r>
+      <w:r>
+        <w:rPr>
+          <w:rFonts w:ascii="Arial" w:hAnsi="Arial" w:cs="Arial"/>
           <w:b w:val="0"/>
           <w:i w:val="0"/>
+          <w:color w:val="000000"/>
           <w:sz w:val="22"/>
         </w:rPr>
         <w:t xml:space="preserve"> Inisiatif berterusan untuk meningkatkan status sosioekonomi kumpulan tidak terlindung dalam komuniti dengan menyediakan perkhidmatan rangkaian dan aplikasi di kawasan tidak terlindung.</w:t>
@@ -1054,31 +1903,35 @@
     </w:p>
     <w:p>
       <w:pPr>
-        <w:spacing w:after="160"/>
+        <w:spacing w:after="120" w:line="276" w:lineRule="auto"/>
+        <w:jc w:val="left"/>
       </w:pPr>
       <w:r>
         <w:rPr>
-          <w:rFonts w:ascii="Arial" w:hAnsi="Arial"/>
+          <w:rFonts w:ascii="Arial" w:hAnsi="Arial" w:cs="Arial"/>
           <w:b w:val="0"/>
           <w:i w:val="0"/>
+          <w:color w:val="000000"/>
           <w:sz w:val="22"/>
         </w:rPr>
         <w:t xml:space="preserve">vii) </w:t>
       </w:r>
       <w:r>
         <w:rPr>
-          <w:rFonts w:ascii="Arial" w:hAnsi="Arial"/>
+          <w:rFonts w:ascii="Arial" w:hAnsi="Arial" w:cs="Arial"/>
           <w:b/>
           <w:i w:val="0"/>
+          <w:color w:val="000000"/>
           <w:sz w:val="22"/>
         </w:rPr>
         <w:t>Get Malaysian Business Online.</w:t>
       </w:r>
       <w:r>
         <w:rPr>
-          <w:rFonts w:ascii="Arial" w:hAnsi="Arial"/>
+          <w:rFonts w:ascii="Arial" w:hAnsi="Arial" w:cs="Arial"/>
           <w:b w:val="0"/>
           <w:i w:val="0"/>
+          <w:color w:val="000000"/>
           <w:sz w:val="22"/>
         </w:rPr>
         <w:t xml:space="preserve"> Diumumkan dalam Bajet 2013, geran ini ditawarkan secara "siapa cepat dia dapat" untuk sehingga 50,000 perniagaan, dan berakhir apabila had dicapai atau pada 31 Disember 2013. Geran ini untuk syarikat berpendapatan tidak melebihi RM200,000 setahun dengan kurang daripada 10 pekerja, bagi membantu meningkatkan pendapatan perniagaan tempatan.</w:t>
@@ -1086,130 +1939,149 @@
     </w:p>
     <w:p>
       <w:pPr>
-        <w:spacing w:after="160"/>
+        <w:spacing w:after="120" w:line="276" w:lineRule="auto"/>
+        <w:jc w:val="left"/>
       </w:pPr>
       <w:r>
         <w:rPr>
-          <w:rFonts w:ascii="Arial" w:hAnsi="Arial"/>
+          <w:rFonts w:ascii="Arial" w:hAnsi="Arial" w:cs="Arial"/>
           <w:b w:val="0"/>
           <w:i/>
+          <w:color w:val="000000"/>
           <w:sz w:val="22"/>
         </w:rPr>
         <w:t>Konteks studio:</w:t>
       </w:r>
       <w:r>
         <w:rPr>
-          <w:rFonts w:ascii="Arial" w:hAnsi="Arial"/>
+          <w:rFonts w:ascii="Arial" w:hAnsi="Arial" w:cs="Arial"/>
           <w:b w:val="0"/>
           <w:i w:val="0"/>
+          <w:color w:val="000000"/>
           <w:sz w:val="22"/>
         </w:rPr>
         <w:t xml:space="preserve"> prinsip penggunaan IT yang bertanggungjawab di sebalik "Klik Dengan Bijak" terpakai kepada studio penyuntingan apabila mengendalikan </w:t>
       </w:r>
       <w:r>
         <w:rPr>
-          <w:rFonts w:ascii="Arial" w:hAnsi="Arial"/>
+          <w:rFonts w:ascii="Arial" w:hAnsi="Arial" w:cs="Arial"/>
           <w:b w:val="0"/>
           <w:i/>
+          <w:color w:val="000000"/>
           <w:sz w:val="22"/>
         </w:rPr>
         <w:t>cloud storage</w:t>
       </w:r>
       <w:r>
         <w:rPr>
-          <w:rFonts w:ascii="Arial" w:hAnsi="Arial"/>
+          <w:rFonts w:ascii="Arial" w:hAnsi="Arial" w:cs="Arial"/>
           <w:b w:val="0"/>
           <w:i w:val="0"/>
+          <w:color w:val="000000"/>
           <w:sz w:val="22"/>
         </w:rPr>
         <w:t xml:space="preserve"> projek klien, kata laluan akaun penghantaran </w:t>
       </w:r>
       <w:r>
         <w:rPr>
-          <w:rFonts w:ascii="Arial" w:hAnsi="Arial"/>
+          <w:rFonts w:ascii="Arial" w:hAnsi="Arial" w:cs="Arial"/>
           <w:b w:val="0"/>
           <w:i/>
+          <w:color w:val="000000"/>
           <w:sz w:val="22"/>
         </w:rPr>
         <w:t>deliverable</w:t>
       </w:r>
       <w:r>
         <w:rPr>
-          <w:rFonts w:ascii="Arial" w:hAnsi="Arial"/>
+          <w:rFonts w:ascii="Arial" w:hAnsi="Arial" w:cs="Arial"/>
           <w:b w:val="0"/>
           <w:i w:val="0"/>
+          <w:color w:val="000000"/>
           <w:sz w:val="22"/>
         </w:rPr>
         <w:t xml:space="preserve">, dan perkongsian pautan </w:t>
       </w:r>
       <w:r>
         <w:rPr>
-          <w:rFonts w:ascii="Arial" w:hAnsi="Arial"/>
+          <w:rFonts w:ascii="Arial" w:hAnsi="Arial" w:cs="Arial"/>
           <w:b w:val="0"/>
           <w:i/>
+          <w:color w:val="000000"/>
           <w:sz w:val="22"/>
         </w:rPr>
         <w:t>proxy footage</w:t>
       </w:r>
       <w:r>
         <w:rPr>
-          <w:rFonts w:ascii="Arial" w:hAnsi="Arial"/>
+          <w:rFonts w:ascii="Arial" w:hAnsi="Arial" w:cs="Arial"/>
           <w:b w:val="0"/>
           <w:i w:val="0"/>
+          <w:color w:val="000000"/>
           <w:sz w:val="22"/>
         </w:rPr>
         <w:t xml:space="preserve"> — kelalaian keselamatan siber studio boleh mendedahkan bahan belum siar (</w:t>
       </w:r>
       <w:r>
         <w:rPr>
-          <w:rFonts w:ascii="Arial" w:hAnsi="Arial"/>
+          <w:rFonts w:ascii="Arial" w:hAnsi="Arial" w:cs="Arial"/>
           <w:b w:val="0"/>
           <w:i/>
+          <w:color w:val="000000"/>
           <w:sz w:val="22"/>
         </w:rPr>
         <w:t>unreleased content</w:t>
       </w:r>
       <w:r>
         <w:rPr>
-          <w:rFonts w:ascii="Arial" w:hAnsi="Arial"/>
+          <w:rFonts w:ascii="Arial" w:hAnsi="Arial" w:cs="Arial"/>
           <w:b w:val="0"/>
           <w:i w:val="0"/>
+          <w:color w:val="000000"/>
           <w:sz w:val="22"/>
         </w:rPr>
         <w:t>) klien sebelum tarikh siaran rasmi.</w:t>
       </w:r>
     </w:p>
     <w:p>
+      <w:pPr>
+        <w:spacing w:before="120" w:after="120" w:line="276" w:lineRule="auto"/>
+        <w:jc w:val="left"/>
+      </w:pPr>
       <w:r>
         <w:rPr>
-          <w:rFonts w:ascii="Arial" w:hAnsi="Arial"/>
+          <w:rFonts w:ascii="Arial" w:hAnsi="Arial" w:cs="Arial"/>
           <w:b/>
-          <w:sz w:val="24"/>
+          <w:color w:val="000000"/>
+          <w:sz w:val="22"/>
         </w:rPr>
         <w:t>SOALAN</w:t>
       </w:r>
       <w:r>
         <w:rPr>
-          <w:rFonts w:ascii="Arial" w:hAnsi="Arial"/>
+          <w:rFonts w:ascii="Arial" w:hAnsi="Arial" w:cs="Arial"/>
           <w:b/>
-          <w:sz w:val="24"/>
+          <w:color w:val="000000"/>
+          <w:sz w:val="22"/>
         </w:rPr>
         <w:t>/</w:t>
       </w:r>
       <w:r>
         <w:rPr>
-          <w:rFonts w:ascii="Arial" w:hAnsi="Arial"/>
+          <w:rFonts w:ascii="Arial" w:hAnsi="Arial" w:cs="Arial"/>
           <w:b/>
           <w:i/>
-          <w:sz w:val="24"/>
+          <w:color w:val="000000"/>
+          <w:sz w:val="22"/>
         </w:rPr>
         <w:t>QUESTION</w:t>
       </w:r>
       <w:r>
         <w:rPr>
-          <w:rFonts w:ascii="Arial" w:hAnsi="Arial"/>
+          <w:rFonts w:ascii="Arial" w:hAnsi="Arial" w:cs="Arial"/>
           <w:b/>
-          <w:sz w:val="24"/>
+          <w:color w:val="000000"/>
+          <w:sz w:val="22"/>
         </w:rPr>
         <w:t>:</w:t>
       </w:r>
@@ -1217,13 +2089,15 @@
     <w:p/>
     <w:p>
       <w:pPr>
-        <w:spacing w:after="160"/>
+        <w:spacing w:after="120" w:line="276" w:lineRule="auto"/>
+        <w:jc w:val="left"/>
       </w:pPr>
       <w:r>
         <w:rPr>
-          <w:rFonts w:ascii="Arial" w:hAnsi="Arial"/>
+          <w:rFonts w:ascii="Arial" w:hAnsi="Arial" w:cs="Arial"/>
           <w:b w:val="0"/>
           <w:i w:val="0"/>
+          <w:color w:val="000000"/>
           <w:sz w:val="22"/>
         </w:rPr>
         <w:t>1. Apakah dua perundangan yang digubal untuk melaksanakan model kawal selia baharu?</w:t>
@@ -1231,22 +2105,25 @@
     </w:p>
     <w:p>
       <w:pPr>
-        <w:spacing w:after="160"/>
+        <w:spacing w:after="120" w:line="276" w:lineRule="auto"/>
+        <w:jc w:val="left"/>
       </w:pPr>
       <w:r>
         <w:rPr>
-          <w:rFonts w:ascii="Arial" w:hAnsi="Arial"/>
+          <w:rFonts w:ascii="Arial" w:hAnsi="Arial" w:cs="Arial"/>
           <w:b/>
           <w:i w:val="0"/>
+          <w:color w:val="000000"/>
           <w:sz w:val="22"/>
         </w:rPr>
         <w:t>Jawapan model:</w:t>
       </w:r>
       <w:r>
         <w:rPr>
-          <w:rFonts w:ascii="Arial" w:hAnsi="Arial"/>
+          <w:rFonts w:ascii="Arial" w:hAnsi="Arial" w:cs="Arial"/>
           <w:b w:val="0"/>
           <w:i w:val="0"/>
+          <w:color w:val="000000"/>
           <w:sz w:val="22"/>
         </w:rPr>
         <w:t xml:space="preserve"> Akta Komunikasi dan Multimedia 1998, yang menetapkan rangka kerja perlesenan kawal selia baharu bagi industri; dan Akta Suruhanjaya Komunikasi dan Multimedia Malaysia (1998), yang mewujudkan badan kawal selia MCMC/SKMM — contohnya, kedua-dua akta ini yang menentukan bagaimana kandungan video studio boleh disiarkan secara sah di Malaysia.</w:t>
@@ -1254,13 +2131,15 @@
     </w:p>
     <w:p>
       <w:pPr>
-        <w:spacing w:after="160"/>
+        <w:spacing w:after="120" w:line="276" w:lineRule="auto"/>
+        <w:jc w:val="left"/>
       </w:pPr>
       <w:r>
         <w:rPr>
-          <w:rFonts w:ascii="Arial" w:hAnsi="Arial"/>
+          <w:rFonts w:ascii="Arial" w:hAnsi="Arial" w:cs="Arial"/>
           <w:b w:val="0"/>
           <w:i w:val="0"/>
+          <w:color w:val="000000"/>
           <w:sz w:val="22"/>
         </w:rPr>
         <w:t>2. Berapa banyak dasar yang ditetapkan oleh Suruhanjaya?</w:t>
@@ -1268,40 +2147,45 @@
     </w:p>
     <w:p>
       <w:pPr>
-        <w:spacing w:after="160"/>
+        <w:spacing w:after="120" w:line="276" w:lineRule="auto"/>
+        <w:jc w:val="left"/>
       </w:pPr>
       <w:r>
         <w:rPr>
-          <w:rFonts w:ascii="Arial" w:hAnsi="Arial"/>
+          <w:rFonts w:ascii="Arial" w:hAnsi="Arial" w:cs="Arial"/>
           <w:b/>
           <w:i w:val="0"/>
+          <w:color w:val="000000"/>
           <w:sz w:val="22"/>
         </w:rPr>
         <w:t>Jawapan model:</w:t>
       </w:r>
       <w:r>
         <w:rPr>
-          <w:rFonts w:ascii="Arial" w:hAnsi="Arial"/>
+          <w:rFonts w:ascii="Arial" w:hAnsi="Arial" w:cs="Arial"/>
           <w:b w:val="0"/>
           <w:i w:val="0"/>
+          <w:color w:val="000000"/>
           <w:sz w:val="22"/>
         </w:rPr>
         <w:t xml:space="preserve"> 10 objektif dasar kebangsaan, antaranya memastikan keselamatan maklumat dan kebolehpercayaan rangkaian — relevan kepada studio kerana ia menjadi asas kepada keperluan melindungi data klien dan </w:t>
       </w:r>
       <w:r>
         <w:rPr>
-          <w:rFonts w:ascii="Arial" w:hAnsi="Arial"/>
+          <w:rFonts w:ascii="Arial" w:hAnsi="Arial" w:cs="Arial"/>
           <w:b w:val="0"/>
           <w:i/>
+          <w:color w:val="000000"/>
           <w:sz w:val="22"/>
         </w:rPr>
         <w:t>footage</w:t>
       </w:r>
       <w:r>
         <w:rPr>
-          <w:rFonts w:ascii="Arial" w:hAnsi="Arial"/>
+          <w:rFonts w:ascii="Arial" w:hAnsi="Arial" w:cs="Arial"/>
           <w:b w:val="0"/>
           <w:i w:val="0"/>
+          <w:color w:val="000000"/>
           <w:sz w:val="22"/>
         </w:rPr>
         <w:t xml:space="preserve"> sulit dalam sistem IT studio.</w:t>
@@ -1309,13 +2193,15 @@
     </w:p>
     <w:p>
       <w:pPr>
-        <w:spacing w:after="160"/>
+        <w:spacing w:after="120" w:line="276" w:lineRule="auto"/>
+        <w:jc w:val="left"/>
       </w:pPr>
       <w:r>
         <w:rPr>
-          <w:rFonts w:ascii="Arial" w:hAnsi="Arial"/>
+          <w:rFonts w:ascii="Arial" w:hAnsi="Arial" w:cs="Arial"/>
           <w:b w:val="0"/>
           <w:i w:val="0"/>
+          <w:color w:val="000000"/>
           <w:sz w:val="22"/>
         </w:rPr>
         <w:t>3. Berapa banyak perundangan berada di bawah Suruhanjaya Komunikasi dan Multimedia Malaysia?</w:t>
@@ -1323,76 +2209,89 @@
     </w:p>
     <w:p>
       <w:pPr>
-        <w:spacing w:after="160"/>
+        <w:spacing w:after="120" w:line="276" w:lineRule="auto"/>
+        <w:jc w:val="left"/>
       </w:pPr>
       <w:r>
         <w:rPr>
-          <w:rFonts w:ascii="Arial" w:hAnsi="Arial"/>
+          <w:rFonts w:ascii="Arial" w:hAnsi="Arial" w:cs="Arial"/>
           <w:b/>
           <w:i w:val="0"/>
+          <w:color w:val="000000"/>
           <w:sz w:val="22"/>
         </w:rPr>
         <w:t>Jawapan model:</w:t>
       </w:r>
       <w:r>
         <w:rPr>
-          <w:rFonts w:ascii="Arial" w:hAnsi="Arial"/>
+          <w:rFonts w:ascii="Arial" w:hAnsi="Arial" w:cs="Arial"/>
           <w:b w:val="0"/>
           <w:i w:val="0"/>
+          <w:color w:val="000000"/>
           <w:sz w:val="22"/>
         </w:rPr>
         <w:t xml:space="preserve"> 5 perundangan — Akta Suruhanjaya Komunikasi dan Multimedia Malaysia 1998, Akta Perkhidmatan Pos 2012, Akta Komunikasi dan Multimedia 1998, Akta Tandatangan Digital 1997, dan Akta Perdagangan Strategik 2010 — contohnya, Akta Tandatangan Digital 1997 relevan apabila studio menggunakan tandatangan digital untuk kontrak dan pengesahan penyerahan </w:t>
       </w:r>
       <w:r>
         <w:rPr>
-          <w:rFonts w:ascii="Arial" w:hAnsi="Arial"/>
+          <w:rFonts w:ascii="Arial" w:hAnsi="Arial" w:cs="Arial"/>
           <w:b w:val="0"/>
           <w:i/>
+          <w:color w:val="000000"/>
           <w:sz w:val="22"/>
         </w:rPr>
         <w:t>deliverable</w:t>
       </w:r>
       <w:r>
         <w:rPr>
-          <w:rFonts w:ascii="Arial" w:hAnsi="Arial"/>
+          <w:rFonts w:ascii="Arial" w:hAnsi="Arial" w:cs="Arial"/>
           <w:b w:val="0"/>
           <w:i w:val="0"/>
+          <w:color w:val="000000"/>
           <w:sz w:val="22"/>
         </w:rPr>
         <w:t xml:space="preserve"> klien.</w:t>
       </w:r>
     </w:p>
     <w:p>
+      <w:pPr>
+        <w:spacing w:before="120" w:after="120" w:line="276" w:lineRule="auto"/>
+        <w:jc w:val="left"/>
+      </w:pPr>
       <w:r>
         <w:rPr>
-          <w:rFonts w:ascii="Arial" w:hAnsi="Arial"/>
+          <w:rFonts w:ascii="Arial" w:hAnsi="Arial" w:cs="Arial"/>
           <w:b/>
-          <w:sz w:val="24"/>
+          <w:color w:val="000000"/>
+          <w:sz w:val="22"/>
         </w:rPr>
         <w:t>RUJUKAN</w:t>
       </w:r>
       <w:r>
         <w:rPr>
-          <w:rFonts w:ascii="Arial" w:hAnsi="Arial"/>
+          <w:rFonts w:ascii="Arial" w:hAnsi="Arial" w:cs="Arial"/>
           <w:b/>
-          <w:sz w:val="24"/>
+          <w:color w:val="000000"/>
+          <w:sz w:val="22"/>
         </w:rPr>
         <w:t>/</w:t>
       </w:r>
       <w:r>
         <w:rPr>
-          <w:rFonts w:ascii="Arial" w:hAnsi="Arial"/>
+          <w:rFonts w:ascii="Arial" w:hAnsi="Arial" w:cs="Arial"/>
           <w:b/>
           <w:i/>
-          <w:sz w:val="24"/>
+          <w:color w:val="000000"/>
+          <w:sz w:val="22"/>
         </w:rPr>
         <w:t>REFERENCES</w:t>
       </w:r>
       <w:r>
         <w:rPr>
-          <w:rFonts w:ascii="Arial" w:hAnsi="Arial"/>
+          <w:rFonts w:ascii="Arial" w:hAnsi="Arial" w:cs="Arial"/>
           <w:b/>
-          <w:sz w:val="24"/>
+          <w:color w:val="000000"/>
+          <w:sz w:val="22"/>
         </w:rPr>
         <w:t>:</w:t>
       </w:r>
@@ -1400,13 +2299,15 @@
     <w:p/>
     <w:p>
       <w:pPr>
-        <w:spacing w:after="160"/>
+        <w:spacing w:after="120" w:line="276" w:lineRule="auto"/>
+        <w:jc w:val="left"/>
       </w:pPr>
       <w:r>
         <w:rPr>
-          <w:rFonts w:ascii="Arial" w:hAnsi="Arial"/>
+          <w:rFonts w:ascii="Arial" w:hAnsi="Arial" w:cs="Arial"/>
           <w:b w:val="0"/>
           <w:i w:val="0"/>
+          <w:color w:val="000000"/>
           <w:sz w:val="22"/>
         </w:rPr>
         <w:t>1. http://www.kkmm.gov.my/index.php?option=com_content&amp;view=article&amp;id=292&amp;Itemid=135&amp;lang=en</w:t>
@@ -1414,13 +2315,15 @@
     </w:p>
     <w:p>
       <w:pPr>
-        <w:spacing w:after="160"/>
+        <w:spacing w:after="120" w:line="276" w:lineRule="auto"/>
+        <w:jc w:val="left"/>
       </w:pPr>
       <w:r>
         <w:rPr>
-          <w:rFonts w:ascii="Arial" w:hAnsi="Arial"/>
+          <w:rFonts w:ascii="Arial" w:hAnsi="Arial" w:cs="Arial"/>
           <w:b w:val="0"/>
           <w:i w:val="0"/>
+          <w:color w:val="000000"/>
           <w:sz w:val="22"/>
         </w:rPr>
         <w:t>2. http://www.skmm.gov.my/Legal/Acts/Communications-and-Multimedia-Act-1998-Reprint-200.aspx</w:t>
@@ -1428,13 +2331,15 @@
     </w:p>
     <w:p>
       <w:pPr>
-        <w:spacing w:after="160"/>
+        <w:spacing w:after="120" w:line="276" w:lineRule="auto"/>
+        <w:jc w:val="left"/>
       </w:pPr>
       <w:r>
         <w:rPr>
-          <w:rFonts w:ascii="Arial" w:hAnsi="Arial"/>
+          <w:rFonts w:ascii="Arial" w:hAnsi="Arial" w:cs="Arial"/>
           <w:b w:val="0"/>
           <w:i w:val="0"/>
+          <w:color w:val="000000"/>
           <w:sz w:val="22"/>
         </w:rPr>
         <w:t>3. http://www.skmm.gov.my/Legal/Acts/Malaysian-Communications-And-Multimedia-Commission.aspx</w:t>
@@ -1442,13 +2347,15 @@
     </w:p>
     <w:p>
       <w:pPr>
-        <w:spacing w:after="160"/>
+        <w:spacing w:after="120" w:line="276" w:lineRule="auto"/>
+        <w:jc w:val="left"/>
       </w:pPr>
       <w:r>
         <w:rPr>
-          <w:rFonts w:ascii="Arial" w:hAnsi="Arial"/>
+          <w:rFonts w:ascii="Arial" w:hAnsi="Arial" w:cs="Arial"/>
           <w:b w:val="0"/>
           <w:i w:val="0"/>
+          <w:color w:val="000000"/>
           <w:sz w:val="22"/>
         </w:rPr>
         <w:t>4. http://www.agc.gov.my/Akta/Vol.%2012/Act%20588.pdf</w:t>
@@ -1456,13 +2363,15 @@
     </w:p>
     <w:p>
       <w:pPr>
-        <w:spacing w:after="160"/>
+        <w:spacing w:after="120" w:line="276" w:lineRule="auto"/>
+        <w:jc w:val="left"/>
       </w:pPr>
       <w:r>
         <w:rPr>
-          <w:rFonts w:ascii="Arial" w:hAnsi="Arial"/>
+          <w:rFonts w:ascii="Arial" w:hAnsi="Arial" w:cs="Arial"/>
           <w:b w:val="0"/>
           <w:i w:val="0"/>
+          <w:color w:val="000000"/>
           <w:sz w:val="22"/>
         </w:rPr>
         <w:t>5. http://www.ubifrance.com/medias/press/mcmc-overview-of-malaysian-communication-and-broadcast-industry-24.09.2012_3_10_2012_19_24.pdf</w:t>
@@ -1470,13 +2379,15 @@
     </w:p>
     <w:p>
       <w:pPr>
-        <w:spacing w:after="160"/>
+        <w:spacing w:after="120" w:line="276" w:lineRule="auto"/>
+        <w:jc w:val="left"/>
       </w:pPr>
       <w:r>
         <w:rPr>
-          <w:rFonts w:ascii="Arial" w:hAnsi="Arial"/>
+          <w:rFonts w:ascii="Arial" w:hAnsi="Arial" w:cs="Arial"/>
           <w:b w:val="0"/>
           <w:i w:val="0"/>
+          <w:color w:val="000000"/>
           <w:sz w:val="22"/>
         </w:rPr>
         <w:t>6. http://www.greentechmalaysia.my/content.asp?cmscategoryid=202&amp;zoneid=7#.VYN1U2CDm_4</w:t>
@@ -1484,13 +2395,15 @@
     </w:p>
     <w:p>
       <w:pPr>
-        <w:spacing w:after="160"/>
+        <w:spacing w:after="120" w:line="276" w:lineRule="auto"/>
+        <w:jc w:val="left"/>
       </w:pPr>
       <w:r>
         <w:rPr>
-          <w:rFonts w:ascii="Arial" w:hAnsi="Arial"/>
+          <w:rFonts w:ascii="Arial" w:hAnsi="Arial" w:cs="Arial"/>
           <w:b w:val="0"/>
           <w:i w:val="0"/>
+          <w:color w:val="000000"/>
           <w:sz w:val="22"/>
         </w:rPr>
         <w:t>7. https://www.itu.int/ITU-D/asp/CMS/Events/2010/ITU-ADB/Malaysia/S1-Mr_Ooi_Seong_Hoe.pdf</w:t>
@@ -1498,13 +2411,15 @@
     </w:p>
     <w:p>
       <w:pPr>
-        <w:spacing w:after="160"/>
+        <w:spacing w:after="120" w:line="276" w:lineRule="auto"/>
+        <w:jc w:val="left"/>
       </w:pPr>
       <w:r>
         <w:rPr>
-          <w:rFonts w:ascii="Arial" w:hAnsi="Arial"/>
+          <w:rFonts w:ascii="Arial" w:hAnsi="Arial" w:cs="Arial"/>
           <w:b w:val="0"/>
           <w:i w:val="0"/>
+          <w:color w:val="000000"/>
           <w:sz w:val="22"/>
         </w:rPr>
         <w:t>8. https://en.wikipedia.org/wiki/Malaysian_Communications_and_Multimedia_Commission</w:t>
@@ -1512,13 +2427,15 @@
     </w:p>
     <w:p>
       <w:pPr>
-        <w:spacing w:after="160"/>
+        <w:spacing w:after="120" w:line="276" w:lineRule="auto"/>
+        <w:jc w:val="left"/>
       </w:pPr>
       <w:r>
         <w:rPr>
-          <w:rFonts w:ascii="Arial" w:hAnsi="Arial"/>
+          <w:rFonts w:ascii="Arial" w:hAnsi="Arial" w:cs="Arial"/>
           <w:b w:val="0"/>
           <w:i w:val="0"/>
+          <w:color w:val="000000"/>
           <w:sz w:val="22"/>
         </w:rPr>
         <w:t>9. http://www.jftc.go.jp/eacpf/05/AOTS/malaysia_cheong.pdf</w:t>
@@ -1526,13 +2443,15 @@
     </w:p>
     <w:p>
       <w:pPr>
-        <w:spacing w:after="160"/>
+        <w:spacing w:after="120" w:line="276" w:lineRule="auto"/>
+        <w:jc w:val="left"/>
       </w:pPr>
       <w:r>
         <w:rPr>
-          <w:rFonts w:ascii="Arial" w:hAnsi="Arial"/>
+          <w:rFonts w:ascii="Arial" w:hAnsi="Arial" w:cs="Arial"/>
           <w:b w:val="0"/>
           <w:i w:val="0"/>
+          <w:color w:val="000000"/>
           <w:sz w:val="22"/>
         </w:rPr>
         <w:t>10. http://www.austrade.gov.au/Export/Export-Markets/Countries/Malaysia/Industries/ICT#.VY7LEvmqpBc</w:t>
@@ -1540,13 +2459,15 @@
     </w:p>
     <w:p>
       <w:pPr>
-        <w:spacing w:after="160"/>
+        <w:spacing w:after="120" w:line="276" w:lineRule="auto"/>
+        <w:jc w:val="left"/>
       </w:pPr>
       <w:r>
         <w:rPr>
-          <w:rFonts w:ascii="Arial" w:hAnsi="Arial"/>
+          <w:rFonts w:ascii="Arial" w:hAnsi="Arial" w:cs="Arial"/>
           <w:b w:val="0"/>
           <w:i w:val="0"/>
+          <w:color w:val="000000"/>
           <w:sz w:val="22"/>
         </w:rPr>
         <w:t>11. http://www.itu.int/ITUD/treg/Events/Seminars/2005/Thailand/11%20Regulatory%20Framework%20-%20Malaysia.pdf</w:t>
@@ -1619,614 +2540,8 @@
     <w:pPr>
       <w:pStyle w:val="Header"/>
     </w:pPr>
+    <w:r/>
   </w:p>
-  <w:tbl>
-    <w:tblPr>
-      <w:tblW w:type="auto" w:w="0"/>
-      <w:jc w:val="center"/>
-      <w:tblLook w:firstColumn="1" w:firstRow="1" w:lastColumn="0" w:lastRow="0" w:noHBand="0" w:noVBand="1" w:val="04A0"/>
-      <w:tblBorders>
-        <w:top w:val="single" w:sz="4" w:space="0" w:color="000000"/>
-        <w:left w:val="single" w:sz="4" w:space="0" w:color="000000"/>
-        <w:bottom w:val="single" w:sz="4" w:space="0" w:color="000000"/>
-        <w:right w:val="single" w:sz="4" w:space="0" w:color="000000"/>
-        <w:insideH w:val="single" w:sz="4" w:space="0" w:color="000000"/>
-        <w:insideV w:val="single" w:sz="4" w:space="0" w:color="000000"/>
-      </w:tblBorders>
-    </w:tblPr>
-    <w:tblGrid>
-      <w:gridCol w:w="3213"/>
-      <w:gridCol w:w="3213"/>
-      <w:gridCol w:w="3213"/>
-    </w:tblGrid>
-    <w:tr>
-      <w:tc>
-        <w:tcPr>
-          <w:tcW w:type="dxa" w:w="2551"/>
-          <w:vAlign w:val="center"/>
-          <w:tcMar>
-            <w:top w:w="40" w:type="dxa"/>
-            <w:bottom w:w="40" w:type="dxa"/>
-            <w:start w:w="80" w:type="dxa"/>
-            <w:end w:w="80" w:type="dxa"/>
-          </w:tcMar>
-        </w:tcPr>
-        <w:p>
-          <w:pPr>
-            <w:jc w:val="left"/>
-          </w:pPr>
-          <w:r>
-            <w:drawing>
-              <wp:inline xmlns:a="http://schemas.openxmlformats.org/drawingml/2006/main" xmlns:pic="http://schemas.openxmlformats.org/drawingml/2006/picture">
-                <wp:extent cx="885785" cy="1404000"/>
-                <wp:docPr id="1" name="Picture 1"/>
-                <wp:cNvGraphicFramePr>
-                  <a:graphicFrameLocks noChangeAspect="1"/>
-                </wp:cNvGraphicFramePr>
-                <a:graphic>
-                  <a:graphicData uri="http://schemas.openxmlformats.org/drawingml/2006/picture">
-                    <pic:pic>
-                      <pic:nvPicPr>
-                        <pic:cNvPr id="0" name="jpk-logo-official.png"/>
-                        <pic:cNvPicPr/>
-                      </pic:nvPicPr>
-                      <pic:blipFill>
-                        <a:blip r:embed="rId1"/>
-                        <a:stretch>
-                          <a:fillRect/>
-                        </a:stretch>
-                      </pic:blipFill>
-                      <pic:spPr>
-                        <a:xfrm>
-                          <a:off x="0" y="0"/>
-                          <a:ext cx="885785" cy="1404000"/>
-                        </a:xfrm>
-                        <a:prstGeom prst="rect"/>
-                      </pic:spPr>
-                    </pic:pic>
-                  </a:graphicData>
-                </a:graphic>
-              </wp:inline>
-            </w:drawing>
-          </w:r>
-        </w:p>
-      </w:tc>
-      <w:tc>
-        <w:tcPr>
-          <w:tcW w:type="dxa" w:w="2268"/>
-          <w:gridSpan w:val="2"/>
-          <w:tcMar>
-            <w:top w:w="40" w:type="dxa"/>
-            <w:bottom w:w="40" w:type="dxa"/>
-            <w:start w:w="80" w:type="dxa"/>
-            <w:end w:w="80" w:type="dxa"/>
-          </w:tcMar>
-          <w:tcMar>
-            <w:top w:w="40" w:type="dxa"/>
-            <w:bottom w:w="40" w:type="dxa"/>
-            <w:start w:w="80" w:type="dxa"/>
-            <w:end w:w="80" w:type="dxa"/>
-          </w:tcMar>
-        </w:tcPr>
-        <w:p>
-          <w:r/>
-          <w:r>
-            <w:rPr>
-              <w:rFonts w:ascii="Arial" w:hAnsi="Arial"/>
-              <w:b/>
-              <w:sz w:val="22"/>
-            </w:rPr>
-            <w:t>JABATAN PEMBANGUNAN KEMAHIRAN</w:t>
-          </w:r>
-        </w:p>
-        <w:p>
-          <w:r>
-            <w:rPr>
-              <w:rFonts w:ascii="Arial" w:hAnsi="Arial"/>
-              <w:b/>
-              <w:sz w:val="22"/>
-            </w:rPr>
-            <w:t>KEMENTERIAN SUMBER MANUSIA</w:t>
-          </w:r>
-        </w:p>
-        <w:p>
-          <w:r>
-            <w:rPr>
-              <w:rFonts w:ascii="Arial" w:hAnsi="Arial"/>
-              <w:b/>
-              <w:sz w:val="22"/>
-            </w:rPr>
-            <w:t>ARAS 7 &amp; 8 BLOK D4, KOMPLEK D</w:t>
-          </w:r>
-        </w:p>
-        <w:p>
-          <w:r>
-            <w:rPr>
-              <w:rFonts w:ascii="Arial" w:hAnsi="Arial"/>
-              <w:b/>
-              <w:sz w:val="22"/>
-            </w:rPr>
-            <w:t>PUSAT PENTADBIRAN KERAJAAN PERSEKUTUAN</w:t>
-          </w:r>
-        </w:p>
-        <w:p>
-          <w:r>
-            <w:rPr>
-              <w:rFonts w:ascii="Arial" w:hAnsi="Arial"/>
-              <w:b/>
-              <w:sz w:val="22"/>
-            </w:rPr>
-            <w:t>62530 PUTRAJAYA</w:t>
-          </w:r>
-        </w:p>
-        <w:p/>
-        <w:p>
-          <w:r>
-            <w:rPr>
-              <w:rFonts w:ascii="Arial" w:hAnsi="Arial"/>
-              <w:b/>
-              <w:sz w:val="40"/>
-            </w:rPr>
-            <w:t>KERTAS PENERANGAN</w:t>
-          </w:r>
-        </w:p>
-        <w:p>
-          <w:r>
-            <w:rPr>
-              <w:rFonts w:ascii="Arial" w:hAnsi="Arial"/>
-              <w:b/>
-              <w:sz w:val="24"/>
-            </w:rPr>
-            <w:t>(</w:t>
-          </w:r>
-          <w:r>
-            <w:rPr>
-              <w:rFonts w:ascii="Arial" w:hAnsi="Arial"/>
-              <w:b/>
-              <w:i/>
-              <w:sz w:val="24"/>
-            </w:rPr>
-            <w:t>INFORMATION SHEET</w:t>
-          </w:r>
-          <w:r>
-            <w:rPr>
-              <w:rFonts w:ascii="Arial" w:hAnsi="Arial"/>
-              <w:b/>
-              <w:sz w:val="24"/>
-            </w:rPr>
-            <w:t>)</w:t>
-          </w:r>
-        </w:p>
-      </w:tc>
-    </w:tr>
-    <w:tr>
-      <w:tc>
-        <w:tcPr>
-          <w:tcW w:type="dxa" w:w="2551"/>
-          <w:tcMar>
-            <w:top w:w="40" w:type="dxa"/>
-            <w:bottom w:w="40" w:type="dxa"/>
-            <w:start w:w="80" w:type="dxa"/>
-            <w:end w:w="80" w:type="dxa"/>
-          </w:tcMar>
-        </w:tcPr>
-        <w:p>
-          <w:r/>
-          <w:r>
-            <w:rPr>
-              <w:rFonts w:ascii="Arial" w:hAnsi="Arial"/>
-              <w:b/>
-              <w:sz w:val="22"/>
-            </w:rPr>
-            <w:t xml:space="preserve">KOD DAN NAMA PROGRAM / </w:t>
-          </w:r>
-          <w:r>
-            <w:rPr>
-              <w:rFonts w:ascii="Arial" w:hAnsi="Arial"/>
-              <w:b/>
-              <w:i/>
-              <w:sz w:val="22"/>
-            </w:rPr>
-            <w:t>PROGRAM'S CODE AND NAME</w:t>
-          </w:r>
-        </w:p>
-      </w:tc>
-      <w:tc>
-        <w:tcPr>
-          <w:tcW w:type="dxa" w:w="2268"/>
-          <w:gridSpan w:val="2"/>
-          <w:tcMar>
-            <w:top w:w="40" w:type="dxa"/>
-            <w:bottom w:w="40" w:type="dxa"/>
-            <w:start w:w="80" w:type="dxa"/>
-            <w:end w:w="80" w:type="dxa"/>
-          </w:tcMar>
-          <w:tcMar>
-            <w:top w:w="40" w:type="dxa"/>
-            <w:bottom w:w="40" w:type="dxa"/>
-            <w:start w:w="80" w:type="dxa"/>
-            <w:end w:w="80" w:type="dxa"/>
-          </w:tcMar>
-        </w:tcPr>
-        <w:p>
-          <w:r/>
-          <w:r>
-            <w:rPr>
-              <w:rFonts w:ascii="Arial" w:hAnsi="Arial"/>
-              <w:b/>
-              <w:i w:val="0"/>
-              <w:sz w:val="22"/>
-            </w:rPr>
-            <w:t>Z-009-3:2015 CORE ABILITIES (untuk program IT-072-3:2012 VIDEO / FILM (EDITING))</w:t>
-          </w:r>
-        </w:p>
-      </w:tc>
-    </w:tr>
-    <w:tr>
-      <w:tc>
-        <w:tcPr>
-          <w:tcW w:type="dxa" w:w="2551"/>
-          <w:tcMar>
-            <w:top w:w="40" w:type="dxa"/>
-            <w:bottom w:w="40" w:type="dxa"/>
-            <w:start w:w="80" w:type="dxa"/>
-            <w:end w:w="80" w:type="dxa"/>
-          </w:tcMar>
-        </w:tcPr>
-        <w:p>
-          <w:r/>
-          <w:r>
-            <w:rPr>
-              <w:rFonts w:ascii="Arial" w:hAnsi="Arial"/>
-              <w:b/>
-              <w:sz w:val="22"/>
-            </w:rPr>
-            <w:t xml:space="preserve">TAHAP / </w:t>
-          </w:r>
-          <w:r>
-            <w:rPr>
-              <w:rFonts w:ascii="Arial" w:hAnsi="Arial"/>
-              <w:b/>
-              <w:i/>
-              <w:sz w:val="22"/>
-            </w:rPr>
-            <w:t>LEVEL</w:t>
-          </w:r>
-        </w:p>
-      </w:tc>
-      <w:tc>
-        <w:tcPr>
-          <w:tcW w:type="dxa" w:w="2268"/>
-          <w:gridSpan w:val="2"/>
-          <w:tcMar>
-            <w:top w:w="40" w:type="dxa"/>
-            <w:bottom w:w="40" w:type="dxa"/>
-            <w:start w:w="80" w:type="dxa"/>
-            <w:end w:w="80" w:type="dxa"/>
-          </w:tcMar>
-          <w:tcMar>
-            <w:top w:w="40" w:type="dxa"/>
-            <w:bottom w:w="40" w:type="dxa"/>
-            <w:start w:w="80" w:type="dxa"/>
-            <w:end w:w="80" w:type="dxa"/>
-          </w:tcMar>
-        </w:tcPr>
-        <w:p>
-          <w:r/>
-          <w:r>
-            <w:rPr>
-              <w:rFonts w:ascii="Arial" w:hAnsi="Arial"/>
-              <w:b/>
-              <w:i w:val="0"/>
-              <w:sz w:val="22"/>
-            </w:rPr>
-            <w:t>3</w:t>
-          </w:r>
-        </w:p>
-      </w:tc>
-    </w:tr>
-    <w:tr>
-      <w:tc>
-        <w:tcPr>
-          <w:tcW w:type="dxa" w:w="2551"/>
-          <w:tcMar>
-            <w:top w:w="40" w:type="dxa"/>
-            <w:bottom w:w="40" w:type="dxa"/>
-            <w:start w:w="80" w:type="dxa"/>
-            <w:end w:w="80" w:type="dxa"/>
-          </w:tcMar>
-        </w:tcPr>
-        <w:p>
-          <w:r/>
-          <w:r>
-            <w:rPr>
-              <w:rFonts w:ascii="Arial" w:hAnsi="Arial"/>
-              <w:b/>
-              <w:sz w:val="22"/>
-            </w:rPr>
-            <w:t xml:space="preserve">NO. DAN TAJUK KEBOLEHAN TERAS / </w:t>
-          </w:r>
-          <w:r>
-            <w:rPr>
-              <w:rFonts w:ascii="Arial" w:hAnsi="Arial"/>
-              <w:b/>
-              <w:i/>
-              <w:sz w:val="22"/>
-            </w:rPr>
-            <w:t>CORE ABILITY NO. AND TITLE</w:t>
-          </w:r>
-        </w:p>
-      </w:tc>
-      <w:tc>
-        <w:tcPr>
-          <w:tcW w:type="dxa" w:w="2268"/>
-          <w:gridSpan w:val="2"/>
-          <w:tcMar>
-            <w:top w:w="40" w:type="dxa"/>
-            <w:bottom w:w="40" w:type="dxa"/>
-            <w:start w:w="80" w:type="dxa"/>
-            <w:end w:w="80" w:type="dxa"/>
-          </w:tcMar>
-          <w:tcMar>
-            <w:top w:w="40" w:type="dxa"/>
-            <w:bottom w:w="40" w:type="dxa"/>
-            <w:start w:w="80" w:type="dxa"/>
-            <w:end w:w="80" w:type="dxa"/>
-          </w:tcMar>
-        </w:tcPr>
-        <w:p>
-          <w:r/>
-          <w:r>
-            <w:rPr>
-              <w:rFonts w:ascii="Arial" w:hAnsi="Arial"/>
-              <w:b/>
-              <w:i w:val="0"/>
-              <w:sz w:val="22"/>
-            </w:rPr>
-            <w:t>CA02 INFORMATION TECHNOLOGY AWARENESS</w:t>
-          </w:r>
-        </w:p>
-      </w:tc>
-    </w:tr>
-    <w:tr>
-      <w:tc>
-        <w:tcPr>
-          <w:tcW w:type="dxa" w:w="2551"/>
-          <w:tcMar>
-            <w:top w:w="40" w:type="dxa"/>
-            <w:bottom w:w="40" w:type="dxa"/>
-            <w:start w:w="80" w:type="dxa"/>
-            <w:end w:w="80" w:type="dxa"/>
-          </w:tcMar>
-        </w:tcPr>
-        <w:p>
-          <w:r/>
-          <w:r>
-            <w:rPr>
-              <w:rFonts w:ascii="Arial" w:hAnsi="Arial"/>
-              <w:b/>
-              <w:sz w:val="22"/>
-            </w:rPr>
-            <w:t xml:space="preserve">NO. DAN PENYATAAN KEBOLEHAN / </w:t>
-          </w:r>
-          <w:r>
-            <w:rPr>
-              <w:rFonts w:ascii="Arial" w:hAnsi="Arial"/>
-              <w:b/>
-              <w:i/>
-              <w:sz w:val="22"/>
-            </w:rPr>
-            <w:t>ABILITY NO. AND STATEMENT</w:t>
-          </w:r>
-        </w:p>
-      </w:tc>
-      <w:tc>
-        <w:tcPr>
-          <w:tcW w:type="dxa" w:w="2268"/>
-          <w:gridSpan w:val="2"/>
-          <w:tcMar>
-            <w:top w:w="40" w:type="dxa"/>
-            <w:bottom w:w="40" w:type="dxa"/>
-            <w:start w:w="80" w:type="dxa"/>
-            <w:end w:w="80" w:type="dxa"/>
-          </w:tcMar>
-          <w:tcMar>
-            <w:top w:w="40" w:type="dxa"/>
-            <w:bottom w:w="40" w:type="dxa"/>
-            <w:start w:w="80" w:type="dxa"/>
-            <w:end w:w="80" w:type="dxa"/>
-          </w:tcMar>
-        </w:tcPr>
-        <w:p>
-          <w:r/>
-          <w:r>
-            <w:rPr>
-              <w:rFonts w:ascii="Arial" w:hAnsi="Arial"/>
-              <w:b/>
-              <w:i w:val="0"/>
-              <w:sz w:val="22"/>
-            </w:rPr>
-            <w:t>02.01 AWARE OF INFORMATION TECHNOLOGY UPDATE (02.02 AWARE OF INFORMATION TECHNOLOGY REGULATORY)</w:t>
-          </w:r>
-        </w:p>
-      </w:tc>
-    </w:tr>
-    <w:tr>
-      <w:tc>
-        <w:tcPr>
-          <w:tcW w:type="dxa" w:w="2551"/>
-          <w:tcMar>
-            <w:top w:w="40" w:type="dxa"/>
-            <w:bottom w:w="40" w:type="dxa"/>
-            <w:start w:w="80" w:type="dxa"/>
-            <w:end w:w="80" w:type="dxa"/>
-          </w:tcMar>
-        </w:tcPr>
-        <w:p>
-          <w:r/>
-          <w:r>
-            <w:rPr>
-              <w:rFonts w:ascii="Arial" w:hAnsi="Arial"/>
-              <w:b/>
-              <w:sz w:val="22"/>
-            </w:rPr>
-            <w:t xml:space="preserve">NO. KOD / </w:t>
-          </w:r>
-          <w:r>
-            <w:rPr>
-              <w:rFonts w:ascii="Arial" w:hAnsi="Arial"/>
-              <w:b/>
-              <w:i/>
-              <w:sz w:val="22"/>
-            </w:rPr>
-            <w:t>CODE NO.</w:t>
-          </w:r>
-        </w:p>
-      </w:tc>
-      <w:tc>
-        <w:tcPr>
-          <w:tcW w:type="dxa" w:w="4819"/>
-          <w:tcMar>
-            <w:top w:w="40" w:type="dxa"/>
-            <w:bottom w:w="40" w:type="dxa"/>
-            <w:start w:w="80" w:type="dxa"/>
-            <w:end w:w="80" w:type="dxa"/>
-          </w:tcMar>
-        </w:tcPr>
-        <w:p>
-          <w:r/>
-          <w:r>
-            <w:rPr>
-              <w:rFonts w:ascii="Arial" w:hAnsi="Arial"/>
-              <w:b/>
-              <w:i w:val="0"/>
-              <w:sz w:val="22"/>
-            </w:rPr>
-            <w:t>Z-009-3:2015-M02/P(2/2)</w:t>
-          </w:r>
-        </w:p>
-      </w:tc>
-      <w:tc>
-        <w:tcPr>
-          <w:tcW w:type="dxa" w:w="2268"/>
-          <w:tcMar>
-            <w:top w:w="40" w:type="dxa"/>
-            <w:bottom w:w="40" w:type="dxa"/>
-            <w:start w:w="80" w:type="dxa"/>
-            <w:end w:w="80" w:type="dxa"/>
-          </w:tcMar>
-        </w:tcPr>
-        <w:p>
-          <w:r/>
-          <w:r>
-            <w:rPr>
-              <w:rFonts w:ascii="Arial" w:hAnsi="Arial"/>
-              <w:b/>
-              <w:sz w:val="22"/>
-            </w:rPr>
-            <w:t xml:space="preserve">Mukasurat / </w:t>
-          </w:r>
-          <w:r>
-            <w:rPr>
-              <w:rFonts w:ascii="Arial" w:hAnsi="Arial"/>
-              <w:b/>
-              <w:i/>
-              <w:sz w:val="22"/>
-            </w:rPr>
-            <w:t>Page</w:t>
-          </w:r>
-          <w:r>
-            <w:rPr>
-              <w:rFonts w:ascii="Arial" w:hAnsi="Arial"/>
-              <w:b/>
-              <w:sz w:val="22"/>
-            </w:rPr>
-            <w:t xml:space="preserve"> : </w:t>
-          </w:r>
-          <w:r>
-            <w:rPr>
-              <w:rFonts w:ascii="Arial" w:hAnsi="Arial"/>
-              <w:b/>
-              <w:sz w:val="22"/>
-            </w:rPr>
-            <w:fldChar w:fldCharType="begin"/>
-            <w:instrText xml:space="preserve">PAGE</w:instrText>
-            <w:fldChar w:fldCharType="separate"/>
-            <w:t>1</w:t>
-            <w:fldChar w:fldCharType="end"/>
-          </w:r>
-        </w:p>
-        <w:p>
-          <w:r>
-            <w:rPr>
-              <w:rFonts w:ascii="Arial" w:hAnsi="Arial"/>
-              <w:b/>
-              <w:sz w:val="22"/>
-            </w:rPr>
-            <w:t xml:space="preserve">Drpd / </w:t>
-          </w:r>
-          <w:r>
-            <w:rPr>
-              <w:rFonts w:ascii="Arial" w:hAnsi="Arial"/>
-              <w:b/>
-              <w:i/>
-              <w:sz w:val="22"/>
-            </w:rPr>
-            <w:t>of</w:t>
-          </w:r>
-          <w:r>
-            <w:rPr>
-              <w:rFonts w:ascii="Arial" w:hAnsi="Arial"/>
-              <w:b/>
-              <w:sz w:val="22"/>
-            </w:rPr>
-            <w:t xml:space="preserve"> : </w:t>
-          </w:r>
-          <w:r>
-            <w:rPr>
-              <w:rFonts w:ascii="Arial" w:hAnsi="Arial"/>
-              <w:b/>
-              <w:sz w:val="22"/>
-            </w:rPr>
-            <w:fldChar w:fldCharType="begin"/>
-            <w:instrText xml:space="preserve">NUMPAGES</w:instrText>
-            <w:fldChar w:fldCharType="separate"/>
-            <w:t>1</w:t>
-            <w:fldChar w:fldCharType="end"/>
-          </w:r>
-        </w:p>
-      </w:tc>
-    </w:tr>
-    <w:tr>
-      <w:tc>
-        <w:tcPr>
-          <w:tcW w:type="dxa" w:w="2268"/>
-          <w:gridSpan w:val="3"/>
-          <w:tcMar>
-            <w:top w:w="40" w:type="dxa"/>
-            <w:bottom w:w="40" w:type="dxa"/>
-            <w:start w:w="80" w:type="dxa"/>
-            <w:end w:w="80" w:type="dxa"/>
-          </w:tcMar>
-          <w:tcMar>
-            <w:top w:w="40" w:type="dxa"/>
-            <w:bottom w:w="40" w:type="dxa"/>
-            <w:start w:w="80" w:type="dxa"/>
-            <w:end w:w="80" w:type="dxa"/>
-          </w:tcMar>
-          <w:tcMar>
-            <w:top w:w="40" w:type="dxa"/>
-            <w:bottom w:w="40" w:type="dxa"/>
-            <w:start w:w="80" w:type="dxa"/>
-            <w:end w:w="80" w:type="dxa"/>
-          </w:tcMar>
-        </w:tcPr>
-        <w:p>
-          <w:r/>
-        </w:p>
-      </w:tc>
-    </w:tr>
-  </w:tbl>
 </w:hdr>
 </file>
 
